--- a/docs/Project aBility - Inventory Management System.docx
+++ b/docs/Project aBility - Inventory Management System.docx
@@ -2936,7 +2936,7 @@
       </w:r>
       <w:r>
         <w:rPr>
-          <w:rFonts w:ascii="Bahnschrift SemiLight Condensed" w:hAnsi="Bahnschrift SemiLight Condensed"/>
+          <w:rFonts w:ascii="Bahnschrift Light" w:hAnsi="Bahnschrift Light"/>
           <w:color w:val="2E74B5" w:themeColor="accent1" w:themeShade="BF"/>
           <w:sz w:val="40"/>
         </w:rPr>
@@ -3075,7 +3075,7 @@
       </w:r>
       <w:r>
         <w:rPr>
-          <w:rFonts w:ascii="Bahnschrift SemiLight Condensed" w:hAnsi="Bahnschrift SemiLight Condensed"/>
+          <w:rFonts w:ascii="Bahnschrift Light" w:hAnsi="Bahnschrift Light"/>
           <w:color w:val="2E74B5" w:themeColor="accent1" w:themeShade="BF"/>
           <w:sz w:val="32"/>
         </w:rPr>
@@ -3675,11 +3675,6 @@
           <w:rFonts w:ascii="Bahnschrift Light" w:hAnsi="Bahnschrift Light"/>
         </w:rPr>
         <w:br/>
-      </w:r>
-      <w:r>
-        <w:rPr>
-          <w:rFonts w:ascii="Bahnschrift Light" w:hAnsi="Bahnschrift Light"/>
-        </w:rPr>
         <w:t>Step 13: Run the Setup</w:t>
       </w:r>
     </w:p>
@@ -3821,14 +3816,14 @@
     <w:p>
       <w:pPr>
         <w:rPr>
-          <w:rFonts w:ascii="Bahnschrift SemiLight Condensed" w:hAnsi="Bahnschrift SemiLight Condensed"/>
+          <w:rFonts w:ascii="Bahnschrift Light" w:hAnsi="Bahnschrift Light"/>
           <w:color w:val="2E74B5" w:themeColor="accent1" w:themeShade="BF"/>
           <w:sz w:val="36"/>
         </w:rPr>
       </w:pPr>
       <w:r>
         <w:rPr>
-          <w:rFonts w:ascii="Bahnschrift SemiLight Condensed" w:hAnsi="Bahnschrift SemiLight Condensed" w:cs="Segoe UI Symbol"/>
+          <w:rFonts w:ascii="Bahnschrift Light" w:hAnsi="Bahnschrift Light" w:cs="Segoe UI Symbol"/>
           <w:color w:val="2E74B5" w:themeColor="accent1" w:themeShade="BF"/>
           <w:sz w:val="36"/>
         </w:rPr>
@@ -4445,7 +4440,7 @@
       </w:pPr>
       <w:r>
         <w:rPr>
-          <w:rFonts w:ascii="Bahnschrift SemiLight Condensed" w:hAnsi="Bahnschrift SemiLight Condensed"/>
+          <w:rFonts w:ascii="Bahnschrift Light" w:hAnsi="Bahnschrift Light"/>
           <w:color w:val="2E74B5" w:themeColor="accent1" w:themeShade="BF"/>
           <w:sz w:val="36"/>
         </w:rPr>
@@ -4453,7 +4448,7 @@
       </w:r>
       <w:r>
         <w:rPr>
-          <w:rFonts w:ascii="Bahnschrift SemiLight Condensed" w:hAnsi="Bahnschrift SemiLight Condensed"/>
+          <w:rFonts w:ascii="Bahnschrift Light" w:hAnsi="Bahnschrift Light"/>
           <w:color w:val="2E74B5" w:themeColor="accent1" w:themeShade="BF"/>
           <w:sz w:val="36"/>
         </w:rPr>
@@ -4461,7 +4456,7 @@
       </w:r>
       <w:r>
         <w:rPr>
-          <w:rFonts w:ascii="Bahnschrift SemiLight Condensed" w:hAnsi="Bahnschrift SemiLight Condensed"/>
+          <w:rFonts w:ascii="Bahnschrift Light" w:hAnsi="Bahnschrift Light"/>
           <w:color w:val="2E74B5" w:themeColor="accent1" w:themeShade="BF"/>
           <w:sz w:val="36"/>
         </w:rPr>
@@ -4852,7 +4847,7 @@
     <w:p>
       <w:pPr>
         <w:rPr>
-          <w:rFonts w:ascii="Bahnschrift SemiLight Condensed" w:hAnsi="Bahnschrift SemiLight Condensed"/>
+          <w:rFonts w:ascii="Bahnschrift Light" w:hAnsi="Bahnschrift Light"/>
           <w:b/>
           <w:color w:val="2E74B5" w:themeColor="accent1" w:themeShade="BF"/>
           <w:sz w:val="36"/>
@@ -4869,7 +4864,7 @@
       </w:r>
       <w:r>
         <w:rPr>
-          <w:rFonts w:ascii="Bahnschrift SemiLight Condensed" w:hAnsi="Bahnschrift SemiLight Condensed"/>
+          <w:rFonts w:ascii="Bahnschrift Light" w:hAnsi="Bahnschrift Light"/>
           <w:b/>
           <w:color w:val="2E74B5" w:themeColor="accent1" w:themeShade="BF"/>
           <w:sz w:val="36"/>
@@ -4878,7 +4873,7 @@
       </w:r>
       <w:r>
         <w:rPr>
-          <w:rFonts w:ascii="Bahnschrift SemiLight Condensed" w:hAnsi="Bahnschrift SemiLight Condensed"/>
+          <w:rFonts w:ascii="Bahnschrift Light" w:hAnsi="Bahnschrift Light"/>
           <w:b/>
           <w:color w:val="2E74B5" w:themeColor="accent1" w:themeShade="BF"/>
           <w:sz w:val="36"/>
@@ -4887,7 +4882,7 @@
       </w:r>
       <w:r>
         <w:rPr>
-          <w:rFonts w:ascii="Bahnschrift SemiLight Condensed" w:hAnsi="Bahnschrift SemiLight Condensed"/>
+          <w:rFonts w:ascii="Bahnschrift Light" w:hAnsi="Bahnschrift Light"/>
           <w:b/>
           <w:color w:val="2E74B5" w:themeColor="accent1" w:themeShade="BF"/>
           <w:sz w:val="36"/>
@@ -6150,6 +6145,3932 @@
         </w:rPr>
         <w:t>2. Example Data:</w:t>
       </w:r>
+    </w:p>
+    <w:p>
+      <w:pPr>
+        <w:rPr>
+          <w:rFonts w:ascii="Bahnschrift Light" w:hAnsi="Bahnschrift Light"/>
+          <w:sz w:val="24"/>
+        </w:rPr>
+      </w:pPr>
+      <w:proofErr w:type="gramStart"/>
+      <w:r>
+        <w:rPr>
+          <w:rFonts w:ascii="Bahnschrift Light" w:hAnsi="Bahnschrift Light"/>
+          <w:sz w:val="24"/>
+        </w:rPr>
+        <w:lastRenderedPageBreak/>
+        <w:t>text</w:t>
+      </w:r>
+      <w:proofErr w:type="gramEnd"/>
+    </w:p>
+    <w:p>
+      <w:pPr>
+        <w:rPr>
+          <w:rFonts w:ascii="Bahnschrift Light" w:hAnsi="Bahnschrift Light"/>
+          <w:sz w:val="24"/>
+        </w:rPr>
+      </w:pPr>
+      <w:r>
+        <w:rPr>
+          <w:rFonts w:ascii="Bahnschrift Light" w:hAnsi="Bahnschrift Light"/>
+          <w:sz w:val="24"/>
+        </w:rPr>
+        <w:t>Items:</w:t>
+      </w:r>
+    </w:p>
+    <w:p>
+      <w:pPr>
+        <w:rPr>
+          <w:rFonts w:ascii="Bahnschrift Light" w:hAnsi="Bahnschrift Light"/>
+          <w:sz w:val="24"/>
+        </w:rPr>
+      </w:pPr>
+      <w:r>
+        <w:rPr>
+          <w:rFonts w:ascii="Bahnschrift Light" w:hAnsi="Bahnschrift Light"/>
+          <w:sz w:val="24"/>
+        </w:rPr>
+        <w:t>- Camera A (id: 1)</w:t>
+      </w:r>
+    </w:p>
+    <w:p>
+      <w:pPr>
+        <w:rPr>
+          <w:rFonts w:ascii="Bahnschrift Light" w:hAnsi="Bahnschrift Light"/>
+          <w:sz w:val="24"/>
+        </w:rPr>
+      </w:pPr>
+      <w:r>
+        <w:rPr>
+          <w:rFonts w:ascii="Bahnschrift Light" w:hAnsi="Bahnschrift Light"/>
+          <w:sz w:val="24"/>
+        </w:rPr>
+        <w:t>- Laptop B (id: 2)</w:t>
+      </w:r>
+    </w:p>
+    <w:p>
+      <w:pPr>
+        <w:rPr>
+          <w:rFonts w:ascii="Bahnschrift Light" w:hAnsi="Bahnschrift Light"/>
+          <w:sz w:val="24"/>
+        </w:rPr>
+      </w:pPr>
+    </w:p>
+    <w:p>
+      <w:pPr>
+        <w:rPr>
+          <w:rFonts w:ascii="Bahnschrift Light" w:hAnsi="Bahnschrift Light"/>
+          <w:sz w:val="24"/>
+        </w:rPr>
+      </w:pPr>
+      <w:r>
+        <w:rPr>
+          <w:rFonts w:ascii="Bahnschrift Light" w:hAnsi="Bahnschrift Light"/>
+          <w:sz w:val="24"/>
+        </w:rPr>
+        <w:t>Accessories:</w:t>
+      </w:r>
+    </w:p>
+    <w:p>
+      <w:pPr>
+        <w:rPr>
+          <w:rFonts w:ascii="Bahnschrift Light" w:hAnsi="Bahnschrift Light"/>
+          <w:sz w:val="24"/>
+        </w:rPr>
+      </w:pPr>
+      <w:r>
+        <w:rPr>
+          <w:rFonts w:ascii="Bahnschrift Light" w:hAnsi="Bahnschrift Light"/>
+          <w:sz w:val="24"/>
+        </w:rPr>
+        <w:t>- HDMI Cable (id: 1)</w:t>
+      </w:r>
+    </w:p>
+    <w:p>
+      <w:pPr>
+        <w:rPr>
+          <w:rFonts w:ascii="Bahnschrift Light" w:hAnsi="Bahnschrift Light"/>
+          <w:sz w:val="24"/>
+        </w:rPr>
+      </w:pPr>
+      <w:r>
+        <w:rPr>
+          <w:rFonts w:ascii="Bahnschrift Light" w:hAnsi="Bahnschrift Light"/>
+          <w:sz w:val="24"/>
+        </w:rPr>
+        <w:t>- Power Adapter (id: 2)</w:t>
+      </w:r>
+    </w:p>
+    <w:p>
+      <w:pPr>
+        <w:rPr>
+          <w:rFonts w:ascii="Bahnschrift Light" w:hAnsi="Bahnschrift Light"/>
+          <w:sz w:val="24"/>
+        </w:rPr>
+      </w:pPr>
+    </w:p>
+    <w:p>
+      <w:pPr>
+        <w:rPr>
+          <w:rFonts w:ascii="Bahnschrift Light" w:hAnsi="Bahnschrift Light"/>
+          <w:sz w:val="24"/>
+        </w:rPr>
+      </w:pPr>
+      <w:proofErr w:type="spellStart"/>
+      <w:r>
+        <w:rPr>
+          <w:rFonts w:ascii="Bahnschrift Light" w:hAnsi="Bahnschrift Light"/>
+          <w:sz w:val="24"/>
+        </w:rPr>
+        <w:t>item_accessories</w:t>
+      </w:r>
+      <w:proofErr w:type="spellEnd"/>
+      <w:r>
+        <w:rPr>
+          <w:rFonts w:ascii="Bahnschrift Light" w:hAnsi="Bahnschrift Light"/>
+          <w:sz w:val="24"/>
+        </w:rPr>
+        <w:t xml:space="preserve"> (linking table):</w:t>
+      </w:r>
+    </w:p>
+    <w:p>
+      <w:pPr>
+        <w:rPr>
+          <w:rFonts w:ascii="Bahnschrift Light" w:hAnsi="Bahnschrift Light"/>
+          <w:sz w:val="24"/>
+        </w:rPr>
+      </w:pPr>
+      <w:r>
+        <w:rPr>
+          <w:rFonts w:ascii="Bahnschrift Light" w:hAnsi="Bahnschrift Light"/>
+          <w:sz w:val="24"/>
+        </w:rPr>
+        <w:t xml:space="preserve">- </w:t>
+      </w:r>
+      <w:proofErr w:type="spellStart"/>
+      <w:r>
+        <w:rPr>
+          <w:rFonts w:ascii="Bahnschrift Light" w:hAnsi="Bahnschrift Light"/>
+          <w:sz w:val="24"/>
+        </w:rPr>
+        <w:t>item_id</w:t>
+      </w:r>
+      <w:proofErr w:type="spellEnd"/>
+      <w:r>
+        <w:rPr>
+          <w:rFonts w:ascii="Bahnschrift Light" w:hAnsi="Bahnschrift Light"/>
+          <w:sz w:val="24"/>
+        </w:rPr>
+        <w:t xml:space="preserve">: 1, </w:t>
+      </w:r>
+      <w:proofErr w:type="spellStart"/>
+      <w:r>
+        <w:rPr>
+          <w:rFonts w:ascii="Bahnschrift Light" w:hAnsi="Bahnschrift Light"/>
+          <w:sz w:val="24"/>
+        </w:rPr>
+        <w:t>accessory_id</w:t>
+      </w:r>
+      <w:proofErr w:type="spellEnd"/>
+      <w:r>
+        <w:rPr>
+          <w:rFonts w:ascii="Bahnschrift Light" w:hAnsi="Bahnschrift Light"/>
+          <w:sz w:val="24"/>
+        </w:rPr>
+        <w:t xml:space="preserve">: </w:t>
+      </w:r>
+      <w:proofErr w:type="gramStart"/>
+      <w:r>
+        <w:rPr>
+          <w:rFonts w:ascii="Bahnschrift Light" w:hAnsi="Bahnschrift Light"/>
+          <w:sz w:val="24"/>
+        </w:rPr>
+        <w:t>1  (</w:t>
+      </w:r>
+      <w:proofErr w:type="gramEnd"/>
+      <w:r>
+        <w:rPr>
+          <w:rFonts w:ascii="Bahnschrift Light" w:hAnsi="Bahnschrift Light"/>
+          <w:sz w:val="24"/>
+        </w:rPr>
+        <w:t>Camera A has HDMI Cable)</w:t>
+      </w:r>
+    </w:p>
+    <w:p>
+      <w:pPr>
+        <w:rPr>
+          <w:rFonts w:ascii="Bahnschrift Light" w:hAnsi="Bahnschrift Light"/>
+          <w:sz w:val="24"/>
+        </w:rPr>
+      </w:pPr>
+      <w:r>
+        <w:rPr>
+          <w:rFonts w:ascii="Bahnschrift Light" w:hAnsi="Bahnschrift Light"/>
+          <w:sz w:val="24"/>
+        </w:rPr>
+        <w:t xml:space="preserve">- </w:t>
+      </w:r>
+      <w:proofErr w:type="spellStart"/>
+      <w:r>
+        <w:rPr>
+          <w:rFonts w:ascii="Bahnschrift Light" w:hAnsi="Bahnschrift Light"/>
+          <w:sz w:val="24"/>
+        </w:rPr>
+        <w:t>item_id</w:t>
+      </w:r>
+      <w:proofErr w:type="spellEnd"/>
+      <w:r>
+        <w:rPr>
+          <w:rFonts w:ascii="Bahnschrift Light" w:hAnsi="Bahnschrift Light"/>
+          <w:sz w:val="24"/>
+        </w:rPr>
+        <w:t xml:space="preserve">: 1, </w:t>
+      </w:r>
+      <w:proofErr w:type="spellStart"/>
+      <w:r>
+        <w:rPr>
+          <w:rFonts w:ascii="Bahnschrift Light" w:hAnsi="Bahnschrift Light"/>
+          <w:sz w:val="24"/>
+        </w:rPr>
+        <w:t>accessory_id</w:t>
+      </w:r>
+      <w:proofErr w:type="spellEnd"/>
+      <w:r>
+        <w:rPr>
+          <w:rFonts w:ascii="Bahnschrift Light" w:hAnsi="Bahnschrift Light"/>
+          <w:sz w:val="24"/>
+        </w:rPr>
+        <w:t xml:space="preserve">: </w:t>
+      </w:r>
+      <w:proofErr w:type="gramStart"/>
+      <w:r>
+        <w:rPr>
+          <w:rFonts w:ascii="Bahnschrift Light" w:hAnsi="Bahnschrift Light"/>
+          <w:sz w:val="24"/>
+        </w:rPr>
+        <w:t>2  (</w:t>
+      </w:r>
+      <w:proofErr w:type="gramEnd"/>
+      <w:r>
+        <w:rPr>
+          <w:rFonts w:ascii="Bahnschrift Light" w:hAnsi="Bahnschrift Light"/>
+          <w:sz w:val="24"/>
+        </w:rPr>
+        <w:t>Camera A has Power Adapter)</w:t>
+      </w:r>
+    </w:p>
+    <w:p>
+      <w:pPr>
+        <w:rPr>
+          <w:rFonts w:ascii="Bahnschrift Light" w:hAnsi="Bahnschrift Light"/>
+          <w:sz w:val="24"/>
+        </w:rPr>
+      </w:pPr>
+      <w:r>
+        <w:rPr>
+          <w:rFonts w:ascii="Bahnschrift Light" w:hAnsi="Bahnschrift Light"/>
+          <w:sz w:val="24"/>
+        </w:rPr>
+        <w:t xml:space="preserve">- </w:t>
+      </w:r>
+      <w:proofErr w:type="spellStart"/>
+      <w:r>
+        <w:rPr>
+          <w:rFonts w:ascii="Bahnschrift Light" w:hAnsi="Bahnschrift Light"/>
+          <w:sz w:val="24"/>
+        </w:rPr>
+        <w:t>item_id</w:t>
+      </w:r>
+      <w:proofErr w:type="spellEnd"/>
+      <w:r>
+        <w:rPr>
+          <w:rFonts w:ascii="Bahnschrift Light" w:hAnsi="Bahnschrift Light"/>
+          <w:sz w:val="24"/>
+        </w:rPr>
+        <w:t xml:space="preserve">: 2, </w:t>
+      </w:r>
+      <w:proofErr w:type="spellStart"/>
+      <w:r>
+        <w:rPr>
+          <w:rFonts w:ascii="Bahnschrift Light" w:hAnsi="Bahnschrift Light"/>
+          <w:sz w:val="24"/>
+        </w:rPr>
+        <w:t>accessory_id</w:t>
+      </w:r>
+      <w:proofErr w:type="spellEnd"/>
+      <w:r>
+        <w:rPr>
+          <w:rFonts w:ascii="Bahnschrift Light" w:hAnsi="Bahnschrift Light"/>
+          <w:sz w:val="24"/>
+        </w:rPr>
+        <w:t xml:space="preserve">: </w:t>
+      </w:r>
+      <w:proofErr w:type="gramStart"/>
+      <w:r>
+        <w:rPr>
+          <w:rFonts w:ascii="Bahnschrift Light" w:hAnsi="Bahnschrift Light"/>
+          <w:sz w:val="24"/>
+        </w:rPr>
+        <w:t>1  (</w:t>
+      </w:r>
+      <w:proofErr w:type="gramEnd"/>
+      <w:r>
+        <w:rPr>
+          <w:rFonts w:ascii="Bahnschrift Light" w:hAnsi="Bahnschrift Light"/>
+          <w:sz w:val="24"/>
+        </w:rPr>
+        <w:t>Laptop B has HDMI Cable)</w:t>
+      </w:r>
+    </w:p>
+    <w:p>
+      <w:pPr>
+        <w:rPr>
+          <w:rFonts w:ascii="Bahnschrift Light" w:hAnsi="Bahnschrift Light"/>
+          <w:sz w:val="24"/>
+        </w:rPr>
+      </w:pPr>
+      <w:r>
+        <w:rPr>
+          <w:rFonts w:ascii="Bahnschrift Light" w:hAnsi="Bahnschrift Light"/>
+          <w:sz w:val="24"/>
+        </w:rPr>
+        <w:t>3. Benefits of this structure:</w:t>
+      </w:r>
+    </w:p>
+    <w:p>
+      <w:pPr>
+        <w:rPr>
+          <w:rFonts w:ascii="Bahnschrift Light" w:hAnsi="Bahnschrift Light"/>
+          <w:sz w:val="24"/>
+        </w:rPr>
+      </w:pPr>
+      <w:r>
+        <w:rPr>
+          <w:rFonts w:ascii="Bahnschrift Light" w:hAnsi="Bahnschrift Light"/>
+          <w:sz w:val="24"/>
+        </w:rPr>
+        <w:t>Flexibility: Same accessory can be used for multiple items</w:t>
+      </w:r>
+    </w:p>
+    <w:p>
+      <w:pPr>
+        <w:rPr>
+          <w:rFonts w:ascii="Bahnschrift Light" w:hAnsi="Bahnschrift Light"/>
+          <w:sz w:val="24"/>
+        </w:rPr>
+      </w:pPr>
+    </w:p>
+    <w:p>
+      <w:pPr>
+        <w:rPr>
+          <w:rFonts w:ascii="Bahnschrift Light" w:hAnsi="Bahnschrift Light"/>
+          <w:sz w:val="24"/>
+        </w:rPr>
+      </w:pPr>
+      <w:r>
+        <w:rPr>
+          <w:rFonts w:ascii="Bahnschrift Light" w:hAnsi="Bahnschrift Light"/>
+          <w:sz w:val="24"/>
+        </w:rPr>
+        <w:t>Inventory Tracking: Know how many accessories are available</w:t>
+      </w:r>
+    </w:p>
+    <w:p>
+      <w:pPr>
+        <w:rPr>
+          <w:rFonts w:ascii="Bahnschrift Light" w:hAnsi="Bahnschrift Light"/>
+          <w:sz w:val="24"/>
+        </w:rPr>
+      </w:pPr>
+    </w:p>
+    <w:p>
+      <w:pPr>
+        <w:rPr>
+          <w:rFonts w:ascii="Bahnschrift Light" w:hAnsi="Bahnschrift Light"/>
+          <w:sz w:val="24"/>
+        </w:rPr>
+      </w:pPr>
+      <w:r>
+        <w:rPr>
+          <w:rFonts w:ascii="Bahnschrift Light" w:hAnsi="Bahnschrift Light"/>
+          <w:sz w:val="24"/>
+        </w:rPr>
+        <w:t>Low Stock Alerts: Set minimum stock levels</w:t>
+      </w:r>
+    </w:p>
+    <w:p>
+      <w:pPr>
+        <w:rPr>
+          <w:rFonts w:ascii="Bahnschrift Light" w:hAnsi="Bahnschrift Light"/>
+          <w:sz w:val="24"/>
+        </w:rPr>
+      </w:pPr>
+    </w:p>
+    <w:p>
+      <w:pPr>
+        <w:rPr>
+          <w:rFonts w:ascii="Bahnschrift Light" w:hAnsi="Bahnschrift Light"/>
+          <w:sz w:val="24"/>
+        </w:rPr>
+      </w:pPr>
+      <w:r>
+        <w:rPr>
+          <w:rFonts w:ascii="Bahnschrift Light" w:hAnsi="Bahnschrift Light"/>
+          <w:sz w:val="24"/>
+        </w:rPr>
+        <w:t>Search/Filter: Find items by their accessories</w:t>
+      </w:r>
+    </w:p>
+    <w:p>
+      <w:pPr>
+        <w:rPr>
+          <w:rFonts w:ascii="Bahnschrift Light" w:hAnsi="Bahnschrift Light"/>
+          <w:sz w:val="24"/>
+        </w:rPr>
+      </w:pPr>
+    </w:p>
+    <w:p>
+      <w:pPr>
+        <w:rPr>
+          <w:rFonts w:ascii="Bahnschrift Light" w:hAnsi="Bahnschrift Light"/>
+          <w:sz w:val="24"/>
+        </w:rPr>
+      </w:pPr>
+      <w:r>
+        <w:rPr>
+          <w:rFonts w:ascii="Bahnschrift Light" w:hAnsi="Bahnschrift Light"/>
+          <w:sz w:val="24"/>
+        </w:rPr>
+        <w:t>Alternative: Simpler approach (if you don't need separate inventory)</w:t>
+      </w:r>
+    </w:p>
+    <w:p>
+      <w:pPr>
+        <w:rPr>
+          <w:rFonts w:ascii="Bahnschrift Light" w:hAnsi="Bahnschrift Light"/>
+          <w:sz w:val="24"/>
+        </w:rPr>
+      </w:pPr>
+      <w:r>
+        <w:rPr>
+          <w:rFonts w:ascii="Bahnschrift Light" w:hAnsi="Bahnschrift Light"/>
+          <w:sz w:val="24"/>
+        </w:rPr>
+        <w:t>If you just need to track what accessories come WITH items (not inventory), you could add a column to the items table:</w:t>
+      </w:r>
+    </w:p>
+    <w:p>
+      <w:pPr>
+        <w:rPr>
+          <w:rFonts w:ascii="Bahnschrift Light" w:hAnsi="Bahnschrift Light"/>
+          <w:sz w:val="24"/>
+        </w:rPr>
+      </w:pPr>
+    </w:p>
+    <w:p>
+      <w:pPr>
+        <w:rPr>
+          <w:rFonts w:ascii="Bahnschrift Light" w:hAnsi="Bahnschrift Light"/>
+          <w:sz w:val="24"/>
+        </w:rPr>
+      </w:pPr>
+      <w:proofErr w:type="spellStart"/>
+      <w:proofErr w:type="gramStart"/>
+      <w:r>
+        <w:rPr>
+          <w:rFonts w:ascii="Bahnschrift Light" w:hAnsi="Bahnschrift Light"/>
+          <w:sz w:val="24"/>
+        </w:rPr>
+        <w:t>sql</w:t>
+      </w:r>
+      <w:proofErr w:type="spellEnd"/>
+      <w:proofErr w:type="gramEnd"/>
+    </w:p>
+    <w:p>
+      <w:pPr>
+        <w:rPr>
+          <w:rFonts w:ascii="Bahnschrift Light" w:hAnsi="Bahnschrift Light"/>
+          <w:sz w:val="24"/>
+        </w:rPr>
+      </w:pPr>
+      <w:r>
+        <w:rPr>
+          <w:rFonts w:ascii="Bahnschrift Light" w:hAnsi="Bahnschrift Light"/>
+          <w:sz w:val="24"/>
+        </w:rPr>
+        <w:t>-- Add accessory field directly to items table (simpler but less flexible)</w:t>
+      </w:r>
+    </w:p>
+    <w:p>
+      <w:pPr>
+        <w:rPr>
+          <w:rFonts w:ascii="Bahnschrift Light" w:hAnsi="Bahnschrift Light"/>
+          <w:sz w:val="24"/>
+        </w:rPr>
+      </w:pPr>
+      <w:r>
+        <w:rPr>
+          <w:rFonts w:ascii="Bahnschrift Light" w:hAnsi="Bahnschrift Light"/>
+          <w:sz w:val="24"/>
+        </w:rPr>
+        <w:lastRenderedPageBreak/>
+        <w:t>ALTER TABLE items ADD COLUMN accessories TEXT;</w:t>
+      </w:r>
+    </w:p>
+    <w:p>
+      <w:pPr>
+        <w:rPr>
+          <w:rFonts w:ascii="Bahnschrift Light" w:hAnsi="Bahnschrift Light"/>
+          <w:sz w:val="24"/>
+        </w:rPr>
+      </w:pPr>
+      <w:r>
+        <w:rPr>
+          <w:rFonts w:ascii="Bahnschrift Light" w:hAnsi="Bahnschrift Light"/>
+          <w:sz w:val="24"/>
+        </w:rPr>
+        <w:t>Then store accessories as comma-separated values or JSON:</w:t>
+      </w:r>
+    </w:p>
+    <w:p>
+      <w:pPr>
+        <w:rPr>
+          <w:rFonts w:ascii="Bahnschrift Light" w:hAnsi="Bahnschrift Light"/>
+          <w:sz w:val="24"/>
+        </w:rPr>
+      </w:pPr>
+    </w:p>
+    <w:p>
+      <w:pPr>
+        <w:rPr>
+          <w:rFonts w:ascii="Bahnschrift Light" w:hAnsi="Bahnschrift Light"/>
+          <w:sz w:val="24"/>
+        </w:rPr>
+      </w:pPr>
+      <w:r>
+        <w:rPr>
+          <w:rFonts w:ascii="Bahnschrift Light" w:hAnsi="Bahnschrift Light"/>
+          <w:sz w:val="24"/>
+        </w:rPr>
+        <w:t>HDMI Cable, Power Adapter, Case</w:t>
+      </w:r>
+    </w:p>
+    <w:p>
+      <w:pPr>
+        <w:rPr>
+          <w:rFonts w:ascii="Bahnschrift Light" w:hAnsi="Bahnschrift Light"/>
+          <w:sz w:val="24"/>
+        </w:rPr>
+      </w:pPr>
+    </w:p>
+    <w:p>
+      <w:pPr>
+        <w:rPr>
+          <w:rFonts w:ascii="Bahnschrift Light" w:hAnsi="Bahnschrift Light"/>
+          <w:sz w:val="24"/>
+        </w:rPr>
+      </w:pPr>
+      <w:r>
+        <w:rPr>
+          <w:rFonts w:ascii="Bahnschrift Light" w:hAnsi="Bahnschrift Light"/>
+          <w:sz w:val="24"/>
+        </w:rPr>
+        <w:t>["HDMI Cable", "Power Adapter", "Case"]</w:t>
+      </w:r>
+    </w:p>
+    <w:p>
+      <w:pPr>
+        <w:rPr>
+          <w:rFonts w:ascii="Bahnschrift Light" w:hAnsi="Bahnschrift Light"/>
+          <w:sz w:val="24"/>
+        </w:rPr>
+      </w:pPr>
+    </w:p>
+    <w:p>
+      <w:pPr>
+        <w:rPr>
+          <w:rFonts w:ascii="Bahnschrift Light" w:hAnsi="Bahnschrift Light"/>
+          <w:sz w:val="24"/>
+        </w:rPr>
+      </w:pPr>
+      <w:r>
+        <w:rPr>
+          <w:rFonts w:ascii="Bahnschrift Light" w:hAnsi="Bahnschrift Light"/>
+          <w:sz w:val="24"/>
+        </w:rPr>
+        <w:t>But I recommend the separate tables approach because:</w:t>
+      </w:r>
+    </w:p>
+    <w:p>
+      <w:pPr>
+        <w:rPr>
+          <w:rFonts w:ascii="Bahnschrift Light" w:hAnsi="Bahnschrift Light"/>
+          <w:sz w:val="24"/>
+        </w:rPr>
+      </w:pPr>
+    </w:p>
+    <w:p>
+      <w:pPr>
+        <w:rPr>
+          <w:rFonts w:ascii="Bahnschrift Light" w:hAnsi="Bahnschrift Light"/>
+          <w:sz w:val="24"/>
+        </w:rPr>
+      </w:pPr>
+      <w:r>
+        <w:rPr>
+          <w:rFonts w:ascii="Bahnschrift Light" w:hAnsi="Bahnschrift Light"/>
+          <w:sz w:val="24"/>
+        </w:rPr>
+        <w:t>You can track accessory inventory</w:t>
+      </w:r>
+    </w:p>
+    <w:p>
+      <w:pPr>
+        <w:rPr>
+          <w:rFonts w:ascii="Bahnschrift Light" w:hAnsi="Bahnschrift Light"/>
+          <w:sz w:val="24"/>
+        </w:rPr>
+      </w:pPr>
+    </w:p>
+    <w:p>
+      <w:pPr>
+        <w:rPr>
+          <w:rFonts w:ascii="Bahnschrift Light" w:hAnsi="Bahnschrift Light"/>
+          <w:sz w:val="24"/>
+        </w:rPr>
+      </w:pPr>
+      <w:r>
+        <w:rPr>
+          <w:rFonts w:ascii="Bahnschrift Light" w:hAnsi="Bahnschrift Light"/>
+          <w:sz w:val="24"/>
+        </w:rPr>
+        <w:t>You can search/filter by accessories</w:t>
+      </w:r>
+    </w:p>
+    <w:p>
+      <w:pPr>
+        <w:rPr>
+          <w:rFonts w:ascii="Bahnschrift Light" w:hAnsi="Bahnschrift Light"/>
+          <w:sz w:val="24"/>
+        </w:rPr>
+      </w:pPr>
+    </w:p>
+    <w:p>
+      <w:pPr>
+        <w:rPr>
+          <w:rFonts w:ascii="Bahnschrift Light" w:hAnsi="Bahnschrift Light"/>
+          <w:sz w:val="24"/>
+        </w:rPr>
+      </w:pPr>
+      <w:r>
+        <w:rPr>
+          <w:rFonts w:ascii="Bahnschrift Light" w:hAnsi="Bahnschrift Light"/>
+          <w:sz w:val="24"/>
+        </w:rPr>
+        <w:t>You can generate low stock reports</w:t>
+      </w:r>
+    </w:p>
+    <w:p>
+      <w:pPr>
+        <w:rPr>
+          <w:rFonts w:ascii="Bahnschrift Light" w:hAnsi="Bahnschrift Light"/>
+          <w:sz w:val="24"/>
+        </w:rPr>
+      </w:pPr>
+    </w:p>
+    <w:p>
+      <w:pPr>
+        <w:rPr>
+          <w:rFonts w:ascii="Bahnschrift Light" w:hAnsi="Bahnschrift Light"/>
+          <w:sz w:val="24"/>
+        </w:rPr>
+      </w:pPr>
+      <w:r>
+        <w:rPr>
+          <w:rFonts w:ascii="Bahnschrift Light" w:hAnsi="Bahnschrift Light"/>
+          <w:sz w:val="24"/>
+        </w:rPr>
+        <w:t>More professional system</w:t>
+      </w:r>
+      <w:r>
+        <w:rPr>
+          <w:rFonts w:ascii="Bahnschrift Light" w:hAnsi="Bahnschrift Light"/>
+          <w:sz w:val="24"/>
+        </w:rPr>
+        <w:br/>
+      </w:r>
+      <w:r>
+        <w:rPr>
+          <w:rFonts w:ascii="Bahnschrift Light" w:hAnsi="Bahnschrift Light"/>
+          <w:sz w:val="24"/>
+        </w:rPr>
+        <w:br/>
+      </w:r>
+      <w:r>
+        <w:rPr>
+          <w:rFonts w:ascii="Bahnschrift Light" w:hAnsi="Bahnschrift Light"/>
+          <w:sz w:val="24"/>
+        </w:rPr>
+        <w:br/>
+      </w:r>
+      <w:r>
+        <w:rPr>
+          <w:rFonts w:ascii="Segoe UI Symbol" w:hAnsi="Segoe UI Symbol" w:cs="Segoe UI Symbol"/>
+          <w:b/>
+          <w:sz w:val="32"/>
+        </w:rPr>
+        <w:t>📊</w:t>
+      </w:r>
+      <w:r>
+        <w:rPr>
+          <w:rFonts w:ascii="Bahnschrift Light" w:hAnsi="Bahnschrift Light"/>
+          <w:b/>
+          <w:sz w:val="32"/>
+        </w:rPr>
+        <w:t xml:space="preserve"> Complete Role-Based Page Access Matrix</w:t>
+      </w:r>
+    </w:p>
+    <w:p>
+      <w:pPr>
+        <w:rPr>
+          <w:rFonts w:ascii="Bahnschrift Light" w:hAnsi="Bahnschrift Light"/>
+          <w:sz w:val="24"/>
+        </w:rPr>
+      </w:pPr>
+      <w:r>
+        <w:rPr>
+          <w:rFonts w:ascii="Bahnschrift Light" w:hAnsi="Bahnschrift Light"/>
+          <w:sz w:val="24"/>
+        </w:rPr>
+        <w:t>Module</w:t>
+      </w:r>
+      <w:r>
+        <w:rPr>
+          <w:rFonts w:ascii="Bahnschrift Light" w:hAnsi="Bahnschrift Light"/>
+          <w:sz w:val="24"/>
+        </w:rPr>
+        <w:tab/>
+        <w:t>Page</w:t>
+      </w:r>
+      <w:r>
+        <w:rPr>
+          <w:rFonts w:ascii="Bahnschrift Light" w:hAnsi="Bahnschrift Light"/>
+          <w:sz w:val="24"/>
+        </w:rPr>
+        <w:tab/>
+        <w:t>Admin</w:t>
+      </w:r>
+      <w:r>
+        <w:rPr>
+          <w:rFonts w:ascii="Bahnschrift Light" w:hAnsi="Bahnschrift Light"/>
+          <w:sz w:val="24"/>
+        </w:rPr>
+        <w:tab/>
+        <w:t>Manager</w:t>
+      </w:r>
+      <w:r>
+        <w:rPr>
+          <w:rFonts w:ascii="Bahnschrift Light" w:hAnsi="Bahnschrift Light"/>
+          <w:sz w:val="24"/>
+        </w:rPr>
+        <w:tab/>
+        <w:t>Stock Manager</w:t>
+      </w:r>
+      <w:r>
+        <w:rPr>
+          <w:rFonts w:ascii="Bahnschrift Light" w:hAnsi="Bahnschrift Light"/>
+          <w:sz w:val="24"/>
+        </w:rPr>
+        <w:tab/>
+        <w:t>Stock Controller</w:t>
+      </w:r>
+      <w:r>
+        <w:rPr>
+          <w:rFonts w:ascii="Bahnschrift Light" w:hAnsi="Bahnschrift Light"/>
+          <w:sz w:val="24"/>
+        </w:rPr>
+        <w:tab/>
+        <w:t>Tech Lead</w:t>
+      </w:r>
+      <w:r>
+        <w:rPr>
+          <w:rFonts w:ascii="Bahnschrift Light" w:hAnsi="Bahnschrift Light"/>
+          <w:sz w:val="24"/>
+        </w:rPr>
+        <w:tab/>
+        <w:t>Technician</w:t>
+      </w:r>
+      <w:r>
+        <w:rPr>
+          <w:rFonts w:ascii="Bahnschrift Light" w:hAnsi="Bahnschrift Light"/>
+          <w:sz w:val="24"/>
+        </w:rPr>
+        <w:tab/>
+        <w:t>User</w:t>
+      </w:r>
+      <w:r>
+        <w:rPr>
+          <w:rFonts w:ascii="Bahnschrift Light" w:hAnsi="Bahnschrift Light"/>
+          <w:sz w:val="24"/>
+        </w:rPr>
+        <w:tab/>
+        <w:t>Driver</w:t>
+      </w:r>
+    </w:p>
+    <w:p>
+      <w:pPr>
+        <w:rPr>
+          <w:rFonts w:ascii="Bahnschrift Light" w:hAnsi="Bahnschrift Light"/>
+          <w:sz w:val="24"/>
+        </w:rPr>
+      </w:pPr>
+      <w:r>
+        <w:rPr>
+          <w:rFonts w:ascii="Bahnschrift Light" w:hAnsi="Bahnschrift Light"/>
+          <w:sz w:val="24"/>
+        </w:rPr>
+        <w:t>Dashboard</w:t>
+      </w:r>
+      <w:r>
+        <w:rPr>
+          <w:rFonts w:ascii="Bahnschrift Light" w:hAnsi="Bahnschrift Light"/>
+          <w:sz w:val="24"/>
+        </w:rPr>
+        <w:tab/>
+      </w:r>
+      <w:proofErr w:type="spellStart"/>
+      <w:r>
+        <w:rPr>
+          <w:rFonts w:ascii="Bahnschrift Light" w:hAnsi="Bahnschrift Light"/>
+          <w:sz w:val="24"/>
+        </w:rPr>
+        <w:t>dashboard.php</w:t>
+      </w:r>
+      <w:proofErr w:type="spellEnd"/>
+      <w:r>
+        <w:rPr>
+          <w:rFonts w:ascii="Bahnschrift Light" w:hAnsi="Bahnschrift Light"/>
+          <w:sz w:val="24"/>
+        </w:rPr>
+        <w:tab/>
+      </w:r>
+      <w:r>
+        <w:rPr>
+          <w:rFonts w:ascii="Segoe UI Symbol" w:hAnsi="Segoe UI Symbol" w:cs="Segoe UI Symbol"/>
+          <w:sz w:val="24"/>
+        </w:rPr>
+        <w:t>✅</w:t>
+      </w:r>
+      <w:r>
+        <w:rPr>
+          <w:rFonts w:ascii="Bahnschrift Light" w:hAnsi="Bahnschrift Light"/>
+          <w:sz w:val="24"/>
+        </w:rPr>
+        <w:tab/>
+      </w:r>
+      <w:r>
+        <w:rPr>
+          <w:rFonts w:ascii="Segoe UI Symbol" w:hAnsi="Segoe UI Symbol" w:cs="Segoe UI Symbol"/>
+          <w:sz w:val="24"/>
+        </w:rPr>
+        <w:t>✅</w:t>
+      </w:r>
+      <w:r>
+        <w:rPr>
+          <w:rFonts w:ascii="Bahnschrift Light" w:hAnsi="Bahnschrift Light"/>
+          <w:sz w:val="24"/>
+        </w:rPr>
+        <w:tab/>
+      </w:r>
+      <w:r>
+        <w:rPr>
+          <w:rFonts w:ascii="Segoe UI Symbol" w:hAnsi="Segoe UI Symbol" w:cs="Segoe UI Symbol"/>
+          <w:sz w:val="24"/>
+        </w:rPr>
+        <w:t>✅</w:t>
+      </w:r>
+      <w:r>
+        <w:rPr>
+          <w:rFonts w:ascii="Bahnschrift Light" w:hAnsi="Bahnschrift Light"/>
+          <w:sz w:val="24"/>
+        </w:rPr>
+        <w:tab/>
+      </w:r>
+      <w:r>
+        <w:rPr>
+          <w:rFonts w:ascii="Segoe UI Symbol" w:hAnsi="Segoe UI Symbol" w:cs="Segoe UI Symbol"/>
+          <w:sz w:val="24"/>
+        </w:rPr>
+        <w:t>✅</w:t>
+      </w:r>
+      <w:r>
+        <w:rPr>
+          <w:rFonts w:ascii="Bahnschrift Light" w:hAnsi="Bahnschrift Light"/>
+          <w:sz w:val="24"/>
+        </w:rPr>
+        <w:tab/>
+      </w:r>
+      <w:r>
+        <w:rPr>
+          <w:rFonts w:ascii="Segoe UI Symbol" w:hAnsi="Segoe UI Symbol" w:cs="Segoe UI Symbol"/>
+          <w:sz w:val="24"/>
+        </w:rPr>
+        <w:t>✅</w:t>
+      </w:r>
+      <w:r>
+        <w:rPr>
+          <w:rFonts w:ascii="Bahnschrift Light" w:hAnsi="Bahnschrift Light"/>
+          <w:sz w:val="24"/>
+        </w:rPr>
+        <w:tab/>
+      </w:r>
+      <w:r>
+        <w:rPr>
+          <w:rFonts w:ascii="Segoe UI Symbol" w:hAnsi="Segoe UI Symbol" w:cs="Segoe UI Symbol"/>
+          <w:sz w:val="24"/>
+        </w:rPr>
+        <w:t>✅</w:t>
+      </w:r>
+      <w:r>
+        <w:rPr>
+          <w:rFonts w:ascii="Bahnschrift Light" w:hAnsi="Bahnschrift Light"/>
+          <w:sz w:val="24"/>
+        </w:rPr>
+        <w:tab/>
+      </w:r>
+      <w:r>
+        <w:rPr>
+          <w:rFonts w:ascii="Segoe UI Symbol" w:hAnsi="Segoe UI Symbol" w:cs="Segoe UI Symbol"/>
+          <w:sz w:val="24"/>
+        </w:rPr>
+        <w:t>✅</w:t>
+      </w:r>
+      <w:r>
+        <w:rPr>
+          <w:rFonts w:ascii="Bahnschrift Light" w:hAnsi="Bahnschrift Light"/>
+          <w:sz w:val="24"/>
+        </w:rPr>
+        <w:tab/>
+      </w:r>
+      <w:r>
+        <w:rPr>
+          <w:rFonts w:ascii="Segoe UI Symbol" w:hAnsi="Segoe UI Symbol" w:cs="Segoe UI Symbol"/>
+          <w:sz w:val="24"/>
+        </w:rPr>
+        <w:t>✅</w:t>
+      </w:r>
+    </w:p>
+    <w:p>
+      <w:pPr>
+        <w:rPr>
+          <w:rFonts w:ascii="Bahnschrift Light" w:hAnsi="Bahnschrift Light"/>
+          <w:sz w:val="24"/>
+        </w:rPr>
+      </w:pPr>
+      <w:r>
+        <w:rPr>
+          <w:rFonts w:ascii="Bahnschrift Light" w:hAnsi="Bahnschrift Light"/>
+          <w:sz w:val="24"/>
+        </w:rPr>
+        <w:t>Events</w:t>
+      </w:r>
+      <w:r>
+        <w:rPr>
+          <w:rFonts w:ascii="Bahnschrift Light" w:hAnsi="Bahnschrift Light"/>
+          <w:sz w:val="24"/>
+        </w:rPr>
+        <w:tab/>
+      </w:r>
+      <w:proofErr w:type="spellStart"/>
+      <w:r>
+        <w:rPr>
+          <w:rFonts w:ascii="Bahnschrift Light" w:hAnsi="Bahnschrift Light"/>
+          <w:sz w:val="24"/>
+        </w:rPr>
+        <w:t>events.php</w:t>
+      </w:r>
+      <w:proofErr w:type="spellEnd"/>
+      <w:r>
+        <w:rPr>
+          <w:rFonts w:ascii="Bahnschrift Light" w:hAnsi="Bahnschrift Light"/>
+          <w:sz w:val="24"/>
+        </w:rPr>
+        <w:tab/>
+      </w:r>
+      <w:r>
+        <w:rPr>
+          <w:rFonts w:ascii="Segoe UI Symbol" w:hAnsi="Segoe UI Symbol" w:cs="Segoe UI Symbol"/>
+          <w:sz w:val="24"/>
+        </w:rPr>
+        <w:t>✅</w:t>
+      </w:r>
+      <w:r>
+        <w:rPr>
+          <w:rFonts w:ascii="Bahnschrift Light" w:hAnsi="Bahnschrift Light"/>
+          <w:sz w:val="24"/>
+        </w:rPr>
+        <w:tab/>
+      </w:r>
+      <w:r>
+        <w:rPr>
+          <w:rFonts w:ascii="Segoe UI Symbol" w:hAnsi="Segoe UI Symbol" w:cs="Segoe UI Symbol"/>
+          <w:sz w:val="24"/>
+        </w:rPr>
+        <w:t>✅</w:t>
+      </w:r>
+      <w:r>
+        <w:rPr>
+          <w:rFonts w:ascii="Bahnschrift Light" w:hAnsi="Bahnschrift Light"/>
+          <w:sz w:val="24"/>
+        </w:rPr>
+        <w:tab/>
+      </w:r>
+      <w:r>
+        <w:rPr>
+          <w:rFonts w:ascii="Segoe UI Symbol" w:hAnsi="Segoe UI Symbol" w:cs="Segoe UI Symbol"/>
+          <w:sz w:val="24"/>
+        </w:rPr>
+        <w:t>✅</w:t>
+      </w:r>
+      <w:r>
+        <w:rPr>
+          <w:rFonts w:ascii="Bahnschrift Light" w:hAnsi="Bahnschrift Light"/>
+          <w:sz w:val="24"/>
+        </w:rPr>
+        <w:tab/>
+      </w:r>
+      <w:r>
+        <w:rPr>
+          <w:rFonts w:ascii="Segoe UI Symbol" w:hAnsi="Segoe UI Symbol" w:cs="Segoe UI Symbol"/>
+          <w:sz w:val="24"/>
+        </w:rPr>
+        <w:t>✅</w:t>
+      </w:r>
+      <w:r>
+        <w:rPr>
+          <w:rFonts w:ascii="Bahnschrift Light" w:hAnsi="Bahnschrift Light"/>
+          <w:sz w:val="24"/>
+        </w:rPr>
+        <w:tab/>
+      </w:r>
+      <w:r>
+        <w:rPr>
+          <w:rFonts w:ascii="Segoe UI Symbol" w:hAnsi="Segoe UI Symbol" w:cs="Segoe UI Symbol"/>
+          <w:sz w:val="24"/>
+        </w:rPr>
+        <w:t>✅</w:t>
+      </w:r>
+      <w:r>
+        <w:rPr>
+          <w:rFonts w:ascii="Bahnschrift Light" w:hAnsi="Bahnschrift Light"/>
+          <w:sz w:val="24"/>
+        </w:rPr>
+        <w:tab/>
+      </w:r>
+      <w:r>
+        <w:rPr>
+          <w:rFonts w:ascii="Segoe UI Symbol" w:hAnsi="Segoe UI Symbol" w:cs="Segoe UI Symbol"/>
+          <w:sz w:val="24"/>
+        </w:rPr>
+        <w:t>✅</w:t>
+      </w:r>
+      <w:r>
+        <w:rPr>
+          <w:rFonts w:ascii="Bahnschrift Light" w:hAnsi="Bahnschrift Light"/>
+          <w:sz w:val="24"/>
+        </w:rPr>
+        <w:tab/>
+      </w:r>
+      <w:r>
+        <w:rPr>
+          <w:rFonts w:ascii="Segoe UI Symbol" w:hAnsi="Segoe UI Symbol" w:cs="Segoe UI Symbol"/>
+          <w:sz w:val="24"/>
+        </w:rPr>
+        <w:t>✅</w:t>
+      </w:r>
+      <w:r>
+        <w:rPr>
+          <w:rFonts w:ascii="Bahnschrift Light" w:hAnsi="Bahnschrift Light"/>
+          <w:sz w:val="24"/>
+        </w:rPr>
+        <w:tab/>
+      </w:r>
+      <w:r>
+        <w:rPr>
+          <w:rFonts w:ascii="Segoe UI Symbol" w:hAnsi="Segoe UI Symbol" w:cs="Segoe UI Symbol"/>
+          <w:sz w:val="24"/>
+        </w:rPr>
+        <w:t>✅</w:t>
+      </w:r>
+    </w:p>
+    <w:p>
+      <w:pPr>
+        <w:rPr>
+          <w:rFonts w:ascii="Bahnschrift Light" w:hAnsi="Bahnschrift Light"/>
+          <w:sz w:val="24"/>
+        </w:rPr>
+      </w:pPr>
+      <w:r>
+        <w:rPr>
+          <w:rFonts w:ascii="Bahnschrift Light" w:hAnsi="Bahnschrift Light"/>
+          <w:sz w:val="24"/>
+        </w:rPr>
+        <w:t>Equipment</w:t>
+      </w:r>
+      <w:r>
+        <w:rPr>
+          <w:rFonts w:ascii="Bahnschrift Light" w:hAnsi="Bahnschrift Light"/>
+          <w:sz w:val="24"/>
+        </w:rPr>
+        <w:tab/>
+      </w:r>
+      <w:proofErr w:type="spellStart"/>
+      <w:r>
+        <w:rPr>
+          <w:rFonts w:ascii="Bahnschrift Light" w:hAnsi="Bahnschrift Light"/>
+          <w:sz w:val="24"/>
+        </w:rPr>
+        <w:t>items.php</w:t>
+      </w:r>
+      <w:proofErr w:type="spellEnd"/>
+      <w:r>
+        <w:rPr>
+          <w:rFonts w:ascii="Bahnschrift Light" w:hAnsi="Bahnschrift Light"/>
+          <w:sz w:val="24"/>
+        </w:rPr>
+        <w:tab/>
+      </w:r>
+      <w:r>
+        <w:rPr>
+          <w:rFonts w:ascii="Segoe UI Symbol" w:hAnsi="Segoe UI Symbol" w:cs="Segoe UI Symbol"/>
+          <w:sz w:val="24"/>
+        </w:rPr>
+        <w:t>✅</w:t>
+      </w:r>
+      <w:r>
+        <w:rPr>
+          <w:rFonts w:ascii="Bahnschrift Light" w:hAnsi="Bahnschrift Light"/>
+          <w:sz w:val="24"/>
+        </w:rPr>
+        <w:tab/>
+      </w:r>
+      <w:r>
+        <w:rPr>
+          <w:rFonts w:ascii="Segoe UI Symbol" w:hAnsi="Segoe UI Symbol" w:cs="Segoe UI Symbol"/>
+          <w:sz w:val="24"/>
+        </w:rPr>
+        <w:t>✅</w:t>
+      </w:r>
+      <w:r>
+        <w:rPr>
+          <w:rFonts w:ascii="Bahnschrift Light" w:hAnsi="Bahnschrift Light"/>
+          <w:sz w:val="24"/>
+        </w:rPr>
+        <w:tab/>
+      </w:r>
+      <w:r>
+        <w:rPr>
+          <w:rFonts w:ascii="Segoe UI Symbol" w:hAnsi="Segoe UI Symbol" w:cs="Segoe UI Symbol"/>
+          <w:sz w:val="24"/>
+        </w:rPr>
+        <w:t>✅</w:t>
+      </w:r>
+      <w:r>
+        <w:rPr>
+          <w:rFonts w:ascii="Bahnschrift Light" w:hAnsi="Bahnschrift Light"/>
+          <w:sz w:val="24"/>
+        </w:rPr>
+        <w:tab/>
+      </w:r>
+      <w:r>
+        <w:rPr>
+          <w:rFonts w:ascii="Segoe UI Symbol" w:hAnsi="Segoe UI Symbol" w:cs="Segoe UI Symbol"/>
+          <w:sz w:val="24"/>
+        </w:rPr>
+        <w:t>✅</w:t>
+      </w:r>
+      <w:r>
+        <w:rPr>
+          <w:rFonts w:ascii="Bahnschrift Light" w:hAnsi="Bahnschrift Light"/>
+          <w:sz w:val="24"/>
+        </w:rPr>
+        <w:tab/>
+      </w:r>
+      <w:r>
+        <w:rPr>
+          <w:rFonts w:ascii="Segoe UI Symbol" w:hAnsi="Segoe UI Symbol" w:cs="Segoe UI Symbol"/>
+          <w:sz w:val="24"/>
+        </w:rPr>
+        <w:t>✅</w:t>
+      </w:r>
+      <w:r>
+        <w:rPr>
+          <w:rFonts w:ascii="Bahnschrift Light" w:hAnsi="Bahnschrift Light"/>
+          <w:sz w:val="24"/>
+        </w:rPr>
+        <w:tab/>
+      </w:r>
+      <w:r>
+        <w:rPr>
+          <w:rFonts w:ascii="Segoe UI Symbol" w:hAnsi="Segoe UI Symbol" w:cs="Segoe UI Symbol"/>
+          <w:sz w:val="24"/>
+        </w:rPr>
+        <w:t>✅</w:t>
+      </w:r>
+      <w:r>
+        <w:rPr>
+          <w:rFonts w:ascii="Bahnschrift Light" w:hAnsi="Bahnschrift Light"/>
+          <w:sz w:val="24"/>
+        </w:rPr>
+        <w:tab/>
+      </w:r>
+      <w:r>
+        <w:rPr>
+          <w:rFonts w:ascii="Segoe UI Symbol" w:hAnsi="Segoe UI Symbol" w:cs="Segoe UI Symbol"/>
+          <w:sz w:val="24"/>
+        </w:rPr>
+        <w:t>✅</w:t>
+      </w:r>
+      <w:r>
+        <w:rPr>
+          <w:rFonts w:ascii="Bahnschrift Light" w:hAnsi="Bahnschrift Light"/>
+          <w:sz w:val="24"/>
+        </w:rPr>
+        <w:tab/>
+      </w:r>
+      <w:r>
+        <w:rPr>
+          <w:rFonts w:ascii="Segoe UI Symbol" w:hAnsi="Segoe UI Symbol" w:cs="Segoe UI Symbol"/>
+          <w:sz w:val="24"/>
+        </w:rPr>
+        <w:t>✅</w:t>
+      </w:r>
+    </w:p>
+    <w:p>
+      <w:pPr>
+        <w:rPr>
+          <w:rFonts w:ascii="Bahnschrift Light" w:hAnsi="Bahnschrift Light"/>
+          <w:sz w:val="24"/>
+        </w:rPr>
+      </w:pPr>
+      <w:r>
+        <w:rPr>
+          <w:rFonts w:ascii="Bahnschrift Light" w:hAnsi="Bahnschrift Light"/>
+          <w:sz w:val="24"/>
+        </w:rPr>
+        <w:t>Import</w:t>
+      </w:r>
+      <w:r>
+        <w:rPr>
+          <w:rFonts w:ascii="Bahnschrift Light" w:hAnsi="Bahnschrift Light"/>
+          <w:sz w:val="24"/>
+        </w:rPr>
+        <w:tab/>
+      </w:r>
+      <w:proofErr w:type="spellStart"/>
+      <w:r>
+        <w:rPr>
+          <w:rFonts w:ascii="Bahnschrift Light" w:hAnsi="Bahnschrift Light"/>
+          <w:sz w:val="24"/>
+        </w:rPr>
+        <w:t>import_items.php</w:t>
+      </w:r>
+      <w:proofErr w:type="spellEnd"/>
+      <w:r>
+        <w:rPr>
+          <w:rFonts w:ascii="Bahnschrift Light" w:hAnsi="Bahnschrift Light"/>
+          <w:sz w:val="24"/>
+        </w:rPr>
+        <w:tab/>
+      </w:r>
+      <w:r>
+        <w:rPr>
+          <w:rFonts w:ascii="Segoe UI Symbol" w:hAnsi="Segoe UI Symbol" w:cs="Segoe UI Symbol"/>
+          <w:sz w:val="24"/>
+        </w:rPr>
+        <w:t>✅</w:t>
+      </w:r>
+      <w:r>
+        <w:rPr>
+          <w:rFonts w:ascii="Bahnschrift Light" w:hAnsi="Bahnschrift Light"/>
+          <w:sz w:val="24"/>
+        </w:rPr>
+        <w:tab/>
+      </w:r>
+      <w:r>
+        <w:rPr>
+          <w:rFonts w:ascii="Segoe UI Symbol" w:hAnsi="Segoe UI Symbol" w:cs="Segoe UI Symbol"/>
+          <w:sz w:val="24"/>
+        </w:rPr>
+        <w:t>✅</w:t>
+      </w:r>
+      <w:r>
+        <w:rPr>
+          <w:rFonts w:ascii="Bahnschrift Light" w:hAnsi="Bahnschrift Light"/>
+          <w:sz w:val="24"/>
+        </w:rPr>
+        <w:tab/>
+      </w:r>
+      <w:r>
+        <w:rPr>
+          <w:rFonts w:ascii="Segoe UI Symbol" w:hAnsi="Segoe UI Symbol" w:cs="Segoe UI Symbol"/>
+          <w:sz w:val="24"/>
+        </w:rPr>
+        <w:t>✅</w:t>
+      </w:r>
+      <w:r>
+        <w:rPr>
+          <w:rFonts w:ascii="Bahnschrift Light" w:hAnsi="Bahnschrift Light"/>
+          <w:sz w:val="24"/>
+        </w:rPr>
+        <w:tab/>
+      </w:r>
+      <w:r>
+        <w:rPr>
+          <w:rFonts w:ascii="Segoe UI Symbol" w:hAnsi="Segoe UI Symbol" w:cs="Segoe UI Symbol"/>
+          <w:sz w:val="24"/>
+        </w:rPr>
+        <w:t>❌</w:t>
+      </w:r>
+      <w:r>
+        <w:rPr>
+          <w:rFonts w:ascii="Bahnschrift Light" w:hAnsi="Bahnschrift Light"/>
+          <w:sz w:val="24"/>
+        </w:rPr>
+        <w:tab/>
+      </w:r>
+      <w:r>
+        <w:rPr>
+          <w:rFonts w:ascii="Segoe UI Symbol" w:hAnsi="Segoe UI Symbol" w:cs="Segoe UI Symbol"/>
+          <w:sz w:val="24"/>
+        </w:rPr>
+        <w:t>❌</w:t>
+      </w:r>
+      <w:r>
+        <w:rPr>
+          <w:rFonts w:ascii="Bahnschrift Light" w:hAnsi="Bahnschrift Light"/>
+          <w:sz w:val="24"/>
+        </w:rPr>
+        <w:tab/>
+      </w:r>
+      <w:r>
+        <w:rPr>
+          <w:rFonts w:ascii="Segoe UI Symbol" w:hAnsi="Segoe UI Symbol" w:cs="Segoe UI Symbol"/>
+          <w:sz w:val="24"/>
+        </w:rPr>
+        <w:t>❌</w:t>
+      </w:r>
+      <w:r>
+        <w:rPr>
+          <w:rFonts w:ascii="Bahnschrift Light" w:hAnsi="Bahnschrift Light"/>
+          <w:sz w:val="24"/>
+        </w:rPr>
+        <w:tab/>
+      </w:r>
+      <w:r>
+        <w:rPr>
+          <w:rFonts w:ascii="Segoe UI Symbol" w:hAnsi="Segoe UI Symbol" w:cs="Segoe UI Symbol"/>
+          <w:sz w:val="24"/>
+        </w:rPr>
+        <w:t>❌</w:t>
+      </w:r>
+      <w:r>
+        <w:rPr>
+          <w:rFonts w:ascii="Bahnschrift Light" w:hAnsi="Bahnschrift Light"/>
+          <w:sz w:val="24"/>
+        </w:rPr>
+        <w:tab/>
+      </w:r>
+      <w:r>
+        <w:rPr>
+          <w:rFonts w:ascii="Segoe UI Symbol" w:hAnsi="Segoe UI Symbol" w:cs="Segoe UI Symbol"/>
+          <w:sz w:val="24"/>
+        </w:rPr>
+        <w:t>❌</w:t>
+      </w:r>
+    </w:p>
+    <w:p>
+      <w:pPr>
+        <w:rPr>
+          <w:rFonts w:ascii="Bahnschrift Light" w:hAnsi="Bahnschrift Light"/>
+          <w:sz w:val="24"/>
+        </w:rPr>
+      </w:pPr>
+      <w:r>
+        <w:rPr>
+          <w:rFonts w:ascii="Bahnschrift Light" w:hAnsi="Bahnschrift Light"/>
+          <w:sz w:val="24"/>
+        </w:rPr>
+        <w:t>Scan</w:t>
+      </w:r>
+      <w:r>
+        <w:rPr>
+          <w:rFonts w:ascii="Bahnschrift Light" w:hAnsi="Bahnschrift Light"/>
+          <w:sz w:val="24"/>
+        </w:rPr>
+        <w:tab/>
+      </w:r>
+      <w:proofErr w:type="spellStart"/>
+      <w:r>
+        <w:rPr>
+          <w:rFonts w:ascii="Bahnschrift Light" w:hAnsi="Bahnschrift Light"/>
+          <w:sz w:val="24"/>
+        </w:rPr>
+        <w:t>scan.php</w:t>
+      </w:r>
+      <w:proofErr w:type="spellEnd"/>
+      <w:r>
+        <w:rPr>
+          <w:rFonts w:ascii="Bahnschrift Light" w:hAnsi="Bahnschrift Light"/>
+          <w:sz w:val="24"/>
+        </w:rPr>
+        <w:tab/>
+      </w:r>
+      <w:r>
+        <w:rPr>
+          <w:rFonts w:ascii="Segoe UI Symbol" w:hAnsi="Segoe UI Symbol" w:cs="Segoe UI Symbol"/>
+          <w:sz w:val="24"/>
+        </w:rPr>
+        <w:t>✅</w:t>
+      </w:r>
+      <w:r>
+        <w:rPr>
+          <w:rFonts w:ascii="Bahnschrift Light" w:hAnsi="Bahnschrift Light"/>
+          <w:sz w:val="24"/>
+        </w:rPr>
+        <w:tab/>
+      </w:r>
+      <w:r>
+        <w:rPr>
+          <w:rFonts w:ascii="Segoe UI Symbol" w:hAnsi="Segoe UI Symbol" w:cs="Segoe UI Symbol"/>
+          <w:sz w:val="24"/>
+        </w:rPr>
+        <w:t>✅</w:t>
+      </w:r>
+      <w:r>
+        <w:rPr>
+          <w:rFonts w:ascii="Bahnschrift Light" w:hAnsi="Bahnschrift Light"/>
+          <w:sz w:val="24"/>
+        </w:rPr>
+        <w:tab/>
+      </w:r>
+      <w:r>
+        <w:rPr>
+          <w:rFonts w:ascii="Segoe UI Symbol" w:hAnsi="Segoe UI Symbol" w:cs="Segoe UI Symbol"/>
+          <w:sz w:val="24"/>
+        </w:rPr>
+        <w:t>✅</w:t>
+      </w:r>
+      <w:r>
+        <w:rPr>
+          <w:rFonts w:ascii="Bahnschrift Light" w:hAnsi="Bahnschrift Light"/>
+          <w:sz w:val="24"/>
+        </w:rPr>
+        <w:tab/>
+      </w:r>
+      <w:r>
+        <w:rPr>
+          <w:rFonts w:ascii="Segoe UI Symbol" w:hAnsi="Segoe UI Symbol" w:cs="Segoe UI Symbol"/>
+          <w:sz w:val="24"/>
+        </w:rPr>
+        <w:t>✅</w:t>
+      </w:r>
+      <w:r>
+        <w:rPr>
+          <w:rFonts w:ascii="Bahnschrift Light" w:hAnsi="Bahnschrift Light"/>
+          <w:sz w:val="24"/>
+        </w:rPr>
+        <w:tab/>
+      </w:r>
+      <w:r>
+        <w:rPr>
+          <w:rFonts w:ascii="Segoe UI Symbol" w:hAnsi="Segoe UI Symbol" w:cs="Segoe UI Symbol"/>
+          <w:sz w:val="24"/>
+        </w:rPr>
+        <w:t>✅</w:t>
+      </w:r>
+      <w:r>
+        <w:rPr>
+          <w:rFonts w:ascii="Bahnschrift Light" w:hAnsi="Bahnschrift Light"/>
+          <w:sz w:val="24"/>
+        </w:rPr>
+        <w:tab/>
+      </w:r>
+      <w:r>
+        <w:rPr>
+          <w:rFonts w:ascii="Segoe UI Symbol" w:hAnsi="Segoe UI Symbol" w:cs="Segoe UI Symbol"/>
+          <w:sz w:val="24"/>
+        </w:rPr>
+        <w:t>✅</w:t>
+      </w:r>
+      <w:r>
+        <w:rPr>
+          <w:rFonts w:ascii="Bahnschrift Light" w:hAnsi="Bahnschrift Light"/>
+          <w:sz w:val="24"/>
+        </w:rPr>
+        <w:tab/>
+      </w:r>
+      <w:r>
+        <w:rPr>
+          <w:rFonts w:ascii="Segoe UI Symbol" w:hAnsi="Segoe UI Symbol" w:cs="Segoe UI Symbol"/>
+          <w:sz w:val="24"/>
+        </w:rPr>
+        <w:t>✅</w:t>
+      </w:r>
+      <w:r>
+        <w:rPr>
+          <w:rFonts w:ascii="Bahnschrift Light" w:hAnsi="Bahnschrift Light"/>
+          <w:sz w:val="24"/>
+        </w:rPr>
+        <w:tab/>
+      </w:r>
+      <w:r>
+        <w:rPr>
+          <w:rFonts w:ascii="Segoe UI Symbol" w:hAnsi="Segoe UI Symbol" w:cs="Segoe UI Symbol"/>
+          <w:sz w:val="24"/>
+        </w:rPr>
+        <w:t>✅</w:t>
+      </w:r>
+    </w:p>
+    <w:p>
+      <w:pPr>
+        <w:rPr>
+          <w:rFonts w:ascii="Bahnschrift Light" w:hAnsi="Bahnschrift Light"/>
+          <w:sz w:val="24"/>
+        </w:rPr>
+      </w:pPr>
+      <w:r>
+        <w:rPr>
+          <w:rFonts w:ascii="Bahnschrift Light" w:hAnsi="Bahnschrift Light"/>
+          <w:sz w:val="24"/>
+        </w:rPr>
+        <w:t>Reports</w:t>
+      </w:r>
+      <w:r>
+        <w:rPr>
+          <w:rFonts w:ascii="Bahnschrift Light" w:hAnsi="Bahnschrift Light"/>
+          <w:sz w:val="24"/>
+        </w:rPr>
+        <w:tab/>
+      </w:r>
+      <w:proofErr w:type="spellStart"/>
+      <w:r>
+        <w:rPr>
+          <w:rFonts w:ascii="Bahnschrift Light" w:hAnsi="Bahnschrift Light"/>
+          <w:sz w:val="24"/>
+        </w:rPr>
+        <w:t>reports.php</w:t>
+      </w:r>
+      <w:proofErr w:type="spellEnd"/>
+      <w:r>
+        <w:rPr>
+          <w:rFonts w:ascii="Bahnschrift Light" w:hAnsi="Bahnschrift Light"/>
+          <w:sz w:val="24"/>
+        </w:rPr>
+        <w:tab/>
+      </w:r>
+      <w:r>
+        <w:rPr>
+          <w:rFonts w:ascii="Segoe UI Symbol" w:hAnsi="Segoe UI Symbol" w:cs="Segoe UI Symbol"/>
+          <w:sz w:val="24"/>
+        </w:rPr>
+        <w:t>✅</w:t>
+      </w:r>
+      <w:r>
+        <w:rPr>
+          <w:rFonts w:ascii="Bahnschrift Light" w:hAnsi="Bahnschrift Light"/>
+          <w:sz w:val="24"/>
+        </w:rPr>
+        <w:tab/>
+      </w:r>
+      <w:r>
+        <w:rPr>
+          <w:rFonts w:ascii="Segoe UI Symbol" w:hAnsi="Segoe UI Symbol" w:cs="Segoe UI Symbol"/>
+          <w:sz w:val="24"/>
+        </w:rPr>
+        <w:t>✅</w:t>
+      </w:r>
+      <w:r>
+        <w:rPr>
+          <w:rFonts w:ascii="Bahnschrift Light" w:hAnsi="Bahnschrift Light"/>
+          <w:sz w:val="24"/>
+        </w:rPr>
+        <w:tab/>
+      </w:r>
+      <w:r>
+        <w:rPr>
+          <w:rFonts w:ascii="Segoe UI Symbol" w:hAnsi="Segoe UI Symbol" w:cs="Segoe UI Symbol"/>
+          <w:sz w:val="24"/>
+        </w:rPr>
+        <w:t>❌</w:t>
+      </w:r>
+      <w:r>
+        <w:rPr>
+          <w:rFonts w:ascii="Bahnschrift Light" w:hAnsi="Bahnschrift Light"/>
+          <w:sz w:val="24"/>
+        </w:rPr>
+        <w:tab/>
+      </w:r>
+      <w:r>
+        <w:rPr>
+          <w:rFonts w:ascii="Segoe UI Symbol" w:hAnsi="Segoe UI Symbol" w:cs="Segoe UI Symbol"/>
+          <w:sz w:val="24"/>
+        </w:rPr>
+        <w:t>✅</w:t>
+      </w:r>
+      <w:r>
+        <w:rPr>
+          <w:rFonts w:ascii="Bahnschrift Light" w:hAnsi="Bahnschrift Light"/>
+          <w:sz w:val="24"/>
+        </w:rPr>
+        <w:tab/>
+      </w:r>
+      <w:r>
+        <w:rPr>
+          <w:rFonts w:ascii="Segoe UI Symbol" w:hAnsi="Segoe UI Symbol" w:cs="Segoe UI Symbol"/>
+          <w:sz w:val="24"/>
+        </w:rPr>
+        <w:t>❌</w:t>
+      </w:r>
+      <w:r>
+        <w:rPr>
+          <w:rFonts w:ascii="Bahnschrift Light" w:hAnsi="Bahnschrift Light"/>
+          <w:sz w:val="24"/>
+        </w:rPr>
+        <w:tab/>
+      </w:r>
+      <w:r>
+        <w:rPr>
+          <w:rFonts w:ascii="Segoe UI Symbol" w:hAnsi="Segoe UI Symbol" w:cs="Segoe UI Symbol"/>
+          <w:sz w:val="24"/>
+        </w:rPr>
+        <w:t>❌</w:t>
+      </w:r>
+      <w:r>
+        <w:rPr>
+          <w:rFonts w:ascii="Bahnschrift Light" w:hAnsi="Bahnschrift Light"/>
+          <w:sz w:val="24"/>
+        </w:rPr>
+        <w:tab/>
+      </w:r>
+      <w:r>
+        <w:rPr>
+          <w:rFonts w:ascii="Segoe UI Symbol" w:hAnsi="Segoe UI Symbol" w:cs="Segoe UI Symbol"/>
+          <w:sz w:val="24"/>
+        </w:rPr>
+        <w:t>❌</w:t>
+      </w:r>
+      <w:r>
+        <w:rPr>
+          <w:rFonts w:ascii="Bahnschrift Light" w:hAnsi="Bahnschrift Light"/>
+          <w:sz w:val="24"/>
+        </w:rPr>
+        <w:tab/>
+      </w:r>
+      <w:r>
+        <w:rPr>
+          <w:rFonts w:ascii="Segoe UI Symbol" w:hAnsi="Segoe UI Symbol" w:cs="Segoe UI Symbol"/>
+          <w:sz w:val="24"/>
+        </w:rPr>
+        <w:t>❌</w:t>
+      </w:r>
+    </w:p>
+    <w:p>
+      <w:pPr>
+        <w:rPr>
+          <w:rFonts w:ascii="Segoe UI Symbol" w:hAnsi="Segoe UI Symbol" w:cs="Segoe UI Symbol"/>
+          <w:sz w:val="24"/>
+        </w:rPr>
+      </w:pPr>
+      <w:r>
+        <w:rPr>
+          <w:rFonts w:ascii="Bahnschrift Light" w:hAnsi="Bahnschrift Light"/>
+          <w:sz w:val="24"/>
+        </w:rPr>
+        <w:t>User Management</w:t>
+      </w:r>
+      <w:r>
+        <w:rPr>
+          <w:rFonts w:ascii="Bahnschrift Light" w:hAnsi="Bahnschrift Light"/>
+          <w:sz w:val="24"/>
+        </w:rPr>
+        <w:tab/>
+      </w:r>
+      <w:proofErr w:type="spellStart"/>
+      <w:r>
+        <w:rPr>
+          <w:rFonts w:ascii="Bahnschrift Light" w:hAnsi="Bahnschrift Light"/>
+          <w:sz w:val="24"/>
+        </w:rPr>
+        <w:t>users.php</w:t>
+      </w:r>
+      <w:proofErr w:type="spellEnd"/>
+      <w:r>
+        <w:rPr>
+          <w:rFonts w:ascii="Bahnschrift Light" w:hAnsi="Bahnschrift Light"/>
+          <w:sz w:val="24"/>
+        </w:rPr>
+        <w:tab/>
+      </w:r>
+      <w:r>
+        <w:rPr>
+          <w:rFonts w:ascii="Segoe UI Symbol" w:hAnsi="Segoe UI Symbol" w:cs="Segoe UI Symbol"/>
+          <w:sz w:val="24"/>
+        </w:rPr>
+        <w:t>✅</w:t>
+      </w:r>
+      <w:r>
+        <w:rPr>
+          <w:rFonts w:ascii="Bahnschrift Light" w:hAnsi="Bahnschrift Light"/>
+          <w:sz w:val="24"/>
+        </w:rPr>
+        <w:tab/>
+      </w:r>
+      <w:r>
+        <w:rPr>
+          <w:rFonts w:ascii="Segoe UI Symbol" w:hAnsi="Segoe UI Symbol" w:cs="Segoe UI Symbol"/>
+          <w:sz w:val="24"/>
+        </w:rPr>
+        <w:t>❌</w:t>
+      </w:r>
+      <w:r>
+        <w:rPr>
+          <w:rFonts w:ascii="Bahnschrift Light" w:hAnsi="Bahnschrift Light"/>
+          <w:sz w:val="24"/>
+        </w:rPr>
+        <w:tab/>
+      </w:r>
+      <w:r>
+        <w:rPr>
+          <w:rFonts w:ascii="Segoe UI Symbol" w:hAnsi="Segoe UI Symbol" w:cs="Segoe UI Symbol"/>
+          <w:sz w:val="24"/>
+        </w:rPr>
+        <w:t>❌</w:t>
+      </w:r>
+      <w:r>
+        <w:rPr>
+          <w:rFonts w:ascii="Bahnschrift Light" w:hAnsi="Bahnschrift Light"/>
+          <w:sz w:val="24"/>
+        </w:rPr>
+        <w:tab/>
+      </w:r>
+      <w:r>
+        <w:rPr>
+          <w:rFonts w:ascii="Segoe UI Symbol" w:hAnsi="Segoe UI Symbol" w:cs="Segoe UI Symbol"/>
+          <w:sz w:val="24"/>
+        </w:rPr>
+        <w:t>❌</w:t>
+      </w:r>
+      <w:r>
+        <w:rPr>
+          <w:rFonts w:ascii="Bahnschrift Light" w:hAnsi="Bahnschrift Light"/>
+          <w:sz w:val="24"/>
+        </w:rPr>
+        <w:tab/>
+      </w:r>
+      <w:r>
+        <w:rPr>
+          <w:rFonts w:ascii="Segoe UI Symbol" w:hAnsi="Segoe UI Symbol" w:cs="Segoe UI Symbol"/>
+          <w:sz w:val="24"/>
+        </w:rPr>
+        <w:t>❌</w:t>
+      </w:r>
+      <w:r>
+        <w:rPr>
+          <w:rFonts w:ascii="Bahnschrift Light" w:hAnsi="Bahnschrift Light"/>
+          <w:sz w:val="24"/>
+        </w:rPr>
+        <w:tab/>
+      </w:r>
+      <w:r>
+        <w:rPr>
+          <w:rFonts w:ascii="Segoe UI Symbol" w:hAnsi="Segoe UI Symbol" w:cs="Segoe UI Symbol"/>
+          <w:sz w:val="24"/>
+        </w:rPr>
+        <w:t>❌</w:t>
+      </w:r>
+      <w:r>
+        <w:rPr>
+          <w:rFonts w:ascii="Bahnschrift Light" w:hAnsi="Bahnschrift Light"/>
+          <w:sz w:val="24"/>
+        </w:rPr>
+        <w:tab/>
+      </w:r>
+      <w:r>
+        <w:rPr>
+          <w:rFonts w:ascii="Segoe UI Symbol" w:hAnsi="Segoe UI Symbol" w:cs="Segoe UI Symbol"/>
+          <w:sz w:val="24"/>
+        </w:rPr>
+        <w:t>❌</w:t>
+      </w:r>
+      <w:r>
+        <w:rPr>
+          <w:rFonts w:ascii="Bahnschrift Light" w:hAnsi="Bahnschrift Light"/>
+          <w:sz w:val="24"/>
+        </w:rPr>
+        <w:tab/>
+      </w:r>
+      <w:r>
+        <w:rPr>
+          <w:rFonts w:ascii="Segoe UI Symbol" w:hAnsi="Segoe UI Symbol" w:cs="Segoe UI Symbol"/>
+          <w:sz w:val="24"/>
+        </w:rPr>
+        <w:t>❌</w:t>
+      </w:r>
+    </w:p>
+    <w:p>
+      <w:pPr>
+        <w:rPr>
+          <w:rFonts w:ascii="Segoe UI Symbol" w:hAnsi="Segoe UI Symbol" w:cs="Segoe UI Symbol"/>
+          <w:sz w:val="24"/>
+        </w:rPr>
+      </w:pPr>
+    </w:p>
+    <w:p>
+      <w:pPr>
+        <w:rPr>
+          <w:rFonts w:ascii="Bahnschrift Light" w:hAnsi="Bahnschrift Light"/>
+          <w:sz w:val="24"/>
+        </w:rPr>
+      </w:pPr>
+    </w:p>
+    <w:p>
+      <w:pPr>
+        <w:rPr>
+          <w:rFonts w:ascii="Bahnschrift Light" w:hAnsi="Bahnschrift Light"/>
+          <w:sz w:val="24"/>
+        </w:rPr>
+      </w:pPr>
+      <w:proofErr w:type="gramStart"/>
+      <w:r>
+        <w:rPr>
+          <w:rFonts w:ascii="Bahnschrift Light" w:hAnsi="Bahnschrift Light"/>
+          <w:sz w:val="24"/>
+        </w:rPr>
+        <w:t>Technicians</w:t>
+      </w:r>
+      <w:proofErr w:type="gramEnd"/>
+      <w:r>
+        <w:rPr>
+          <w:rFonts w:ascii="Bahnschrift Light" w:hAnsi="Bahnschrift Light"/>
+          <w:sz w:val="24"/>
+        </w:rPr>
+        <w:tab/>
+      </w:r>
+      <w:proofErr w:type="spellStart"/>
+      <w:r>
+        <w:rPr>
+          <w:rFonts w:ascii="Bahnschrift Light" w:hAnsi="Bahnschrift Light"/>
+          <w:sz w:val="24"/>
+        </w:rPr>
+        <w:t>technicians.php</w:t>
+      </w:r>
+      <w:proofErr w:type="spellEnd"/>
+      <w:r>
+        <w:rPr>
+          <w:rFonts w:ascii="Bahnschrift Light" w:hAnsi="Bahnschrift Light"/>
+          <w:sz w:val="24"/>
+        </w:rPr>
+        <w:tab/>
+      </w:r>
+      <w:r>
+        <w:rPr>
+          <w:rFonts w:ascii="Segoe UI Symbol" w:hAnsi="Segoe UI Symbol" w:cs="Segoe UI Symbol"/>
+          <w:sz w:val="24"/>
+        </w:rPr>
+        <w:t>✅</w:t>
+      </w:r>
+      <w:r>
+        <w:rPr>
+          <w:rFonts w:ascii="Bahnschrift Light" w:hAnsi="Bahnschrift Light"/>
+          <w:sz w:val="24"/>
+        </w:rPr>
+        <w:tab/>
+      </w:r>
+      <w:r>
+        <w:rPr>
+          <w:rFonts w:ascii="Segoe UI Symbol" w:hAnsi="Segoe UI Symbol" w:cs="Segoe UI Symbol"/>
+          <w:sz w:val="24"/>
+        </w:rPr>
+        <w:t>✅</w:t>
+      </w:r>
+      <w:r>
+        <w:rPr>
+          <w:rFonts w:ascii="Bahnschrift Light" w:hAnsi="Bahnschrift Light"/>
+          <w:sz w:val="24"/>
+        </w:rPr>
+        <w:tab/>
+      </w:r>
+      <w:r>
+        <w:rPr>
+          <w:rFonts w:ascii="Segoe UI Symbol" w:hAnsi="Segoe UI Symbol" w:cs="Segoe UI Symbol"/>
+          <w:sz w:val="24"/>
+        </w:rPr>
+        <w:t>❌</w:t>
+      </w:r>
+      <w:r>
+        <w:rPr>
+          <w:rFonts w:ascii="Bahnschrift Light" w:hAnsi="Bahnschrift Light"/>
+          <w:sz w:val="24"/>
+        </w:rPr>
+        <w:tab/>
+      </w:r>
+      <w:r>
+        <w:rPr>
+          <w:rFonts w:ascii="Segoe UI Symbol" w:hAnsi="Segoe UI Symbol" w:cs="Segoe UI Symbol"/>
+          <w:sz w:val="24"/>
+        </w:rPr>
+        <w:t>❌</w:t>
+      </w:r>
+      <w:r>
+        <w:rPr>
+          <w:rFonts w:ascii="Bahnschrift Light" w:hAnsi="Bahnschrift Light"/>
+          <w:sz w:val="24"/>
+        </w:rPr>
+        <w:tab/>
+      </w:r>
+      <w:r>
+        <w:rPr>
+          <w:rFonts w:ascii="Segoe UI Symbol" w:hAnsi="Segoe UI Symbol" w:cs="Segoe UI Symbol"/>
+          <w:sz w:val="24"/>
+        </w:rPr>
+        <w:t>✅</w:t>
+      </w:r>
+      <w:r>
+        <w:rPr>
+          <w:rFonts w:ascii="Bahnschrift Light" w:hAnsi="Bahnschrift Light"/>
+          <w:sz w:val="24"/>
+        </w:rPr>
+        <w:tab/>
+      </w:r>
+      <w:r>
+        <w:rPr>
+          <w:rFonts w:ascii="Segoe UI Symbol" w:hAnsi="Segoe UI Symbol" w:cs="Segoe UI Symbol"/>
+          <w:sz w:val="24"/>
+        </w:rPr>
+        <w:t>❌</w:t>
+      </w:r>
+      <w:r>
+        <w:rPr>
+          <w:rFonts w:ascii="Bahnschrift Light" w:hAnsi="Bahnschrift Light"/>
+          <w:sz w:val="24"/>
+        </w:rPr>
+        <w:tab/>
+      </w:r>
+      <w:r>
+        <w:rPr>
+          <w:rFonts w:ascii="Segoe UI Symbol" w:hAnsi="Segoe UI Symbol" w:cs="Segoe UI Symbol"/>
+          <w:sz w:val="24"/>
+        </w:rPr>
+        <w:t>❌</w:t>
+      </w:r>
+      <w:r>
+        <w:rPr>
+          <w:rFonts w:ascii="Bahnschrift Light" w:hAnsi="Bahnschrift Light"/>
+          <w:sz w:val="24"/>
+        </w:rPr>
+        <w:tab/>
+      </w:r>
+      <w:r>
+        <w:rPr>
+          <w:rFonts w:ascii="Segoe UI Symbol" w:hAnsi="Segoe UI Symbol" w:cs="Segoe UI Symbol"/>
+          <w:sz w:val="24"/>
+        </w:rPr>
+        <w:t>❌</w:t>
+      </w:r>
+    </w:p>
+    <w:p>
+      <w:pPr>
+        <w:rPr>
+          <w:rFonts w:ascii="Bahnschrift Light" w:hAnsi="Bahnschrift Light"/>
+          <w:sz w:val="24"/>
+        </w:rPr>
+      </w:pPr>
+      <w:r>
+        <w:rPr>
+          <w:rFonts w:ascii="Bahnschrift Light" w:hAnsi="Bahnschrift Light"/>
+          <w:sz w:val="24"/>
+        </w:rPr>
+        <w:t>Stock Locations</w:t>
+      </w:r>
+      <w:r>
+        <w:rPr>
+          <w:rFonts w:ascii="Bahnschrift Light" w:hAnsi="Bahnschrift Light"/>
+          <w:sz w:val="24"/>
+        </w:rPr>
+        <w:tab/>
+      </w:r>
+      <w:proofErr w:type="spellStart"/>
+      <w:r>
+        <w:rPr>
+          <w:rFonts w:ascii="Bahnschrift Light" w:hAnsi="Bahnschrift Light"/>
+          <w:sz w:val="24"/>
+        </w:rPr>
+        <w:t>stock_locations.php</w:t>
+      </w:r>
+      <w:proofErr w:type="spellEnd"/>
+      <w:r>
+        <w:rPr>
+          <w:rFonts w:ascii="Bahnschrift Light" w:hAnsi="Bahnschrift Light"/>
+          <w:sz w:val="24"/>
+        </w:rPr>
+        <w:tab/>
+      </w:r>
+      <w:r>
+        <w:rPr>
+          <w:rFonts w:ascii="Segoe UI Symbol" w:hAnsi="Segoe UI Symbol" w:cs="Segoe UI Symbol"/>
+          <w:sz w:val="24"/>
+        </w:rPr>
+        <w:t>✅</w:t>
+      </w:r>
+      <w:r>
+        <w:rPr>
+          <w:rFonts w:ascii="Bahnschrift Light" w:hAnsi="Bahnschrift Light"/>
+          <w:sz w:val="24"/>
+        </w:rPr>
+        <w:tab/>
+      </w:r>
+      <w:r>
+        <w:rPr>
+          <w:rFonts w:ascii="Segoe UI Symbol" w:hAnsi="Segoe UI Symbol" w:cs="Segoe UI Symbol"/>
+          <w:sz w:val="24"/>
+        </w:rPr>
+        <w:t>✅</w:t>
+      </w:r>
+      <w:r>
+        <w:rPr>
+          <w:rFonts w:ascii="Bahnschrift Light" w:hAnsi="Bahnschrift Light"/>
+          <w:sz w:val="24"/>
+        </w:rPr>
+        <w:tab/>
+      </w:r>
+      <w:r>
+        <w:rPr>
+          <w:rFonts w:ascii="Segoe UI Symbol" w:hAnsi="Segoe UI Symbol" w:cs="Segoe UI Symbol"/>
+          <w:sz w:val="24"/>
+        </w:rPr>
+        <w:t>✅</w:t>
+      </w:r>
+      <w:r>
+        <w:rPr>
+          <w:rFonts w:ascii="Bahnschrift Light" w:hAnsi="Bahnschrift Light"/>
+          <w:sz w:val="24"/>
+        </w:rPr>
+        <w:tab/>
+      </w:r>
+      <w:r>
+        <w:rPr>
+          <w:rFonts w:ascii="Segoe UI Symbol" w:hAnsi="Segoe UI Symbol" w:cs="Segoe UI Symbol"/>
+          <w:sz w:val="24"/>
+        </w:rPr>
+        <w:t>❌</w:t>
+      </w:r>
+      <w:r>
+        <w:rPr>
+          <w:rFonts w:ascii="Bahnschrift Light" w:hAnsi="Bahnschrift Light"/>
+          <w:sz w:val="24"/>
+        </w:rPr>
+        <w:tab/>
+      </w:r>
+      <w:r>
+        <w:rPr>
+          <w:rFonts w:ascii="Segoe UI Symbol" w:hAnsi="Segoe UI Symbol" w:cs="Segoe UI Symbol"/>
+          <w:sz w:val="24"/>
+        </w:rPr>
+        <w:t>❌</w:t>
+      </w:r>
+      <w:r>
+        <w:rPr>
+          <w:rFonts w:ascii="Bahnschrift Light" w:hAnsi="Bahnschrift Light"/>
+          <w:sz w:val="24"/>
+        </w:rPr>
+        <w:tab/>
+      </w:r>
+      <w:r>
+        <w:rPr>
+          <w:rFonts w:ascii="Segoe UI Symbol" w:hAnsi="Segoe UI Symbol" w:cs="Segoe UI Symbol"/>
+          <w:sz w:val="24"/>
+        </w:rPr>
+        <w:t>❌</w:t>
+      </w:r>
+      <w:r>
+        <w:rPr>
+          <w:rFonts w:ascii="Bahnschrift Light" w:hAnsi="Bahnschrift Light"/>
+          <w:sz w:val="24"/>
+        </w:rPr>
+        <w:tab/>
+      </w:r>
+      <w:r>
+        <w:rPr>
+          <w:rFonts w:ascii="Segoe UI Symbol" w:hAnsi="Segoe UI Symbol" w:cs="Segoe UI Symbol"/>
+          <w:sz w:val="24"/>
+        </w:rPr>
+        <w:t>❌</w:t>
+      </w:r>
+      <w:r>
+        <w:rPr>
+          <w:rFonts w:ascii="Bahnschrift Light" w:hAnsi="Bahnschrift Light"/>
+          <w:sz w:val="24"/>
+        </w:rPr>
+        <w:tab/>
+      </w:r>
+      <w:r>
+        <w:rPr>
+          <w:rFonts w:ascii="Segoe UI Symbol" w:hAnsi="Segoe UI Symbol" w:cs="Segoe UI Symbol"/>
+          <w:sz w:val="24"/>
+        </w:rPr>
+        <w:t>❌</w:t>
+      </w:r>
+    </w:p>
+    <w:p>
+      <w:pPr>
+        <w:rPr>
+          <w:rFonts w:ascii="Bahnschrift Light" w:hAnsi="Bahnschrift Light"/>
+          <w:sz w:val="24"/>
+        </w:rPr>
+      </w:pPr>
+      <w:r>
+        <w:rPr>
+          <w:rFonts w:ascii="Bahnschrift Light" w:hAnsi="Bahnschrift Light"/>
+          <w:sz w:val="24"/>
+        </w:rPr>
+        <w:t>Batch History</w:t>
+      </w:r>
+      <w:r>
+        <w:rPr>
+          <w:rFonts w:ascii="Bahnschrift Light" w:hAnsi="Bahnschrift Light"/>
+          <w:sz w:val="24"/>
+        </w:rPr>
+        <w:tab/>
+      </w:r>
+      <w:proofErr w:type="spellStart"/>
+      <w:r>
+        <w:rPr>
+          <w:rFonts w:ascii="Bahnschrift Light" w:hAnsi="Bahnschrift Light"/>
+          <w:sz w:val="24"/>
+        </w:rPr>
+        <w:t>batch_history.php</w:t>
+      </w:r>
+      <w:proofErr w:type="spellEnd"/>
+      <w:r>
+        <w:rPr>
+          <w:rFonts w:ascii="Bahnschrift Light" w:hAnsi="Bahnschrift Light"/>
+          <w:sz w:val="24"/>
+        </w:rPr>
+        <w:tab/>
+      </w:r>
+      <w:r>
+        <w:rPr>
+          <w:rFonts w:ascii="Segoe UI Symbol" w:hAnsi="Segoe UI Symbol" w:cs="Segoe UI Symbol"/>
+          <w:sz w:val="24"/>
+        </w:rPr>
+        <w:t>✅</w:t>
+      </w:r>
+      <w:r>
+        <w:rPr>
+          <w:rFonts w:ascii="Bahnschrift Light" w:hAnsi="Bahnschrift Light"/>
+          <w:sz w:val="24"/>
+        </w:rPr>
+        <w:tab/>
+      </w:r>
+      <w:r>
+        <w:rPr>
+          <w:rFonts w:ascii="Segoe UI Symbol" w:hAnsi="Segoe UI Symbol" w:cs="Segoe UI Symbol"/>
+          <w:sz w:val="24"/>
+        </w:rPr>
+        <w:t>✅</w:t>
+      </w:r>
+      <w:r>
+        <w:rPr>
+          <w:rFonts w:ascii="Bahnschrift Light" w:hAnsi="Bahnschrift Light"/>
+          <w:sz w:val="24"/>
+        </w:rPr>
+        <w:tab/>
+      </w:r>
+      <w:r>
+        <w:rPr>
+          <w:rFonts w:ascii="Segoe UI Symbol" w:hAnsi="Segoe UI Symbol" w:cs="Segoe UI Symbol"/>
+          <w:sz w:val="24"/>
+        </w:rPr>
+        <w:t>❌</w:t>
+      </w:r>
+      <w:r>
+        <w:rPr>
+          <w:rFonts w:ascii="Bahnschrift Light" w:hAnsi="Bahnschrift Light"/>
+          <w:sz w:val="24"/>
+        </w:rPr>
+        <w:tab/>
+      </w:r>
+      <w:r>
+        <w:rPr>
+          <w:rFonts w:ascii="Segoe UI Symbol" w:hAnsi="Segoe UI Symbol" w:cs="Segoe UI Symbol"/>
+          <w:sz w:val="24"/>
+        </w:rPr>
+        <w:t>✅</w:t>
+      </w:r>
+      <w:r>
+        <w:rPr>
+          <w:rFonts w:ascii="Bahnschrift Light" w:hAnsi="Bahnschrift Light"/>
+          <w:sz w:val="24"/>
+        </w:rPr>
+        <w:tab/>
+      </w:r>
+      <w:r>
+        <w:rPr>
+          <w:rFonts w:ascii="Segoe UI Symbol" w:hAnsi="Segoe UI Symbol" w:cs="Segoe UI Symbol"/>
+          <w:sz w:val="24"/>
+        </w:rPr>
+        <w:t>❌</w:t>
+      </w:r>
+      <w:r>
+        <w:rPr>
+          <w:rFonts w:ascii="Bahnschrift Light" w:hAnsi="Bahnschrift Light"/>
+          <w:sz w:val="24"/>
+        </w:rPr>
+        <w:tab/>
+      </w:r>
+      <w:r>
+        <w:rPr>
+          <w:rFonts w:ascii="Segoe UI Symbol" w:hAnsi="Segoe UI Symbol" w:cs="Segoe UI Symbol"/>
+          <w:sz w:val="24"/>
+        </w:rPr>
+        <w:t>❌</w:t>
+      </w:r>
+      <w:r>
+        <w:rPr>
+          <w:rFonts w:ascii="Bahnschrift Light" w:hAnsi="Bahnschrift Light"/>
+          <w:sz w:val="24"/>
+        </w:rPr>
+        <w:tab/>
+      </w:r>
+      <w:r>
+        <w:rPr>
+          <w:rFonts w:ascii="Segoe UI Symbol" w:hAnsi="Segoe UI Symbol" w:cs="Segoe UI Symbol"/>
+          <w:sz w:val="24"/>
+        </w:rPr>
+        <w:t>❌</w:t>
+      </w:r>
+      <w:r>
+        <w:rPr>
+          <w:rFonts w:ascii="Bahnschrift Light" w:hAnsi="Bahnschrift Light"/>
+          <w:sz w:val="24"/>
+        </w:rPr>
+        <w:tab/>
+      </w:r>
+      <w:r>
+        <w:rPr>
+          <w:rFonts w:ascii="Segoe UI Symbol" w:hAnsi="Segoe UI Symbol" w:cs="Segoe UI Symbol"/>
+          <w:sz w:val="24"/>
+        </w:rPr>
+        <w:t>❌</w:t>
+      </w:r>
+    </w:p>
+    <w:p>
+      <w:pPr>
+        <w:rPr>
+          <w:rFonts w:ascii="Bahnschrift Light" w:hAnsi="Bahnschrift Light"/>
+          <w:sz w:val="24"/>
+        </w:rPr>
+      </w:pPr>
+      <w:r>
+        <w:rPr>
+          <w:rFonts w:ascii="Bahnschrift Light" w:hAnsi="Bahnschrift Light"/>
+          <w:sz w:val="24"/>
+        </w:rPr>
+        <w:t>Settings</w:t>
+      </w:r>
+      <w:r>
+        <w:rPr>
+          <w:rFonts w:ascii="Bahnschrift Light" w:hAnsi="Bahnschrift Light"/>
+          <w:sz w:val="24"/>
+        </w:rPr>
+        <w:tab/>
+      </w:r>
+      <w:proofErr w:type="spellStart"/>
+      <w:r>
+        <w:rPr>
+          <w:rFonts w:ascii="Bahnschrift Light" w:hAnsi="Bahnschrift Light"/>
+          <w:sz w:val="24"/>
+        </w:rPr>
+        <w:t>settings.php</w:t>
+      </w:r>
+      <w:proofErr w:type="spellEnd"/>
+      <w:r>
+        <w:rPr>
+          <w:rFonts w:ascii="Bahnschrift Light" w:hAnsi="Bahnschrift Light"/>
+          <w:sz w:val="24"/>
+        </w:rPr>
+        <w:tab/>
+      </w:r>
+      <w:r>
+        <w:rPr>
+          <w:rFonts w:ascii="Segoe UI Symbol" w:hAnsi="Segoe UI Symbol" w:cs="Segoe UI Symbol"/>
+          <w:sz w:val="24"/>
+        </w:rPr>
+        <w:t>✅</w:t>
+      </w:r>
+      <w:r>
+        <w:rPr>
+          <w:rFonts w:ascii="Bahnschrift Light" w:hAnsi="Bahnschrift Light"/>
+          <w:sz w:val="24"/>
+        </w:rPr>
+        <w:tab/>
+      </w:r>
+      <w:r>
+        <w:rPr>
+          <w:rFonts w:ascii="Segoe UI Symbol" w:hAnsi="Segoe UI Symbol" w:cs="Segoe UI Symbol"/>
+          <w:sz w:val="24"/>
+        </w:rPr>
+        <w:t>❌</w:t>
+      </w:r>
+      <w:r>
+        <w:rPr>
+          <w:rFonts w:ascii="Bahnschrift Light" w:hAnsi="Bahnschrift Light"/>
+          <w:sz w:val="24"/>
+        </w:rPr>
+        <w:tab/>
+      </w:r>
+      <w:r>
+        <w:rPr>
+          <w:rFonts w:ascii="Segoe UI Symbol" w:hAnsi="Segoe UI Symbol" w:cs="Segoe UI Symbol"/>
+          <w:sz w:val="24"/>
+        </w:rPr>
+        <w:t>❌</w:t>
+      </w:r>
+      <w:r>
+        <w:rPr>
+          <w:rFonts w:ascii="Bahnschrift Light" w:hAnsi="Bahnschrift Light"/>
+          <w:sz w:val="24"/>
+        </w:rPr>
+        <w:tab/>
+      </w:r>
+      <w:r>
+        <w:rPr>
+          <w:rFonts w:ascii="Segoe UI Symbol" w:hAnsi="Segoe UI Symbol" w:cs="Segoe UI Symbol"/>
+          <w:sz w:val="24"/>
+        </w:rPr>
+        <w:t>❌</w:t>
+      </w:r>
+      <w:r>
+        <w:rPr>
+          <w:rFonts w:ascii="Bahnschrift Light" w:hAnsi="Bahnschrift Light"/>
+          <w:sz w:val="24"/>
+        </w:rPr>
+        <w:tab/>
+      </w:r>
+      <w:r>
+        <w:rPr>
+          <w:rFonts w:ascii="Segoe UI Symbol" w:hAnsi="Segoe UI Symbol" w:cs="Segoe UI Symbol"/>
+          <w:sz w:val="24"/>
+        </w:rPr>
+        <w:t>❌</w:t>
+      </w:r>
+      <w:r>
+        <w:rPr>
+          <w:rFonts w:ascii="Bahnschrift Light" w:hAnsi="Bahnschrift Light"/>
+          <w:sz w:val="24"/>
+        </w:rPr>
+        <w:tab/>
+      </w:r>
+      <w:r>
+        <w:rPr>
+          <w:rFonts w:ascii="Segoe UI Symbol" w:hAnsi="Segoe UI Symbol" w:cs="Segoe UI Symbol"/>
+          <w:sz w:val="24"/>
+        </w:rPr>
+        <w:t>❌</w:t>
+      </w:r>
+      <w:r>
+        <w:rPr>
+          <w:rFonts w:ascii="Bahnschrift Light" w:hAnsi="Bahnschrift Light"/>
+          <w:sz w:val="24"/>
+        </w:rPr>
+        <w:tab/>
+      </w:r>
+      <w:r>
+        <w:rPr>
+          <w:rFonts w:ascii="Segoe UI Symbol" w:hAnsi="Segoe UI Symbol" w:cs="Segoe UI Symbol"/>
+          <w:sz w:val="24"/>
+        </w:rPr>
+        <w:t>❌</w:t>
+      </w:r>
+      <w:r>
+        <w:rPr>
+          <w:rFonts w:ascii="Bahnschrift Light" w:hAnsi="Bahnschrift Light"/>
+          <w:sz w:val="24"/>
+        </w:rPr>
+        <w:tab/>
+      </w:r>
+      <w:r>
+        <w:rPr>
+          <w:rFonts w:ascii="Segoe UI Symbol" w:hAnsi="Segoe UI Symbol" w:cs="Segoe UI Symbol"/>
+          <w:sz w:val="24"/>
+        </w:rPr>
+        <w:t>❌</w:t>
+      </w:r>
+    </w:p>
+    <w:p>
+      <w:pPr>
+        <w:rPr>
+          <w:rFonts w:ascii="Bahnschrift Light" w:hAnsi="Bahnschrift Light"/>
+          <w:sz w:val="24"/>
+        </w:rPr>
+      </w:pPr>
+      <w:r>
+        <w:rPr>
+          <w:rFonts w:ascii="Bahnschrift Light" w:hAnsi="Bahnschrift Light"/>
+          <w:sz w:val="24"/>
+        </w:rPr>
+        <w:t>Profile</w:t>
+      </w:r>
+      <w:r>
+        <w:rPr>
+          <w:rFonts w:ascii="Bahnschrift Light" w:hAnsi="Bahnschrift Light"/>
+          <w:sz w:val="24"/>
+        </w:rPr>
+        <w:tab/>
+      </w:r>
+      <w:proofErr w:type="spellStart"/>
+      <w:r>
+        <w:rPr>
+          <w:rFonts w:ascii="Bahnschrift Light" w:hAnsi="Bahnschrift Light"/>
+          <w:sz w:val="24"/>
+        </w:rPr>
+        <w:t>profile.php</w:t>
+      </w:r>
+      <w:proofErr w:type="spellEnd"/>
+      <w:r>
+        <w:rPr>
+          <w:rFonts w:ascii="Bahnschrift Light" w:hAnsi="Bahnschrift Light"/>
+          <w:sz w:val="24"/>
+        </w:rPr>
+        <w:tab/>
+      </w:r>
+      <w:r>
+        <w:rPr>
+          <w:rFonts w:ascii="Segoe UI Symbol" w:hAnsi="Segoe UI Symbol" w:cs="Segoe UI Symbol"/>
+          <w:sz w:val="24"/>
+        </w:rPr>
+        <w:t>✅</w:t>
+      </w:r>
+      <w:r>
+        <w:rPr>
+          <w:rFonts w:ascii="Bahnschrift Light" w:hAnsi="Bahnschrift Light"/>
+          <w:sz w:val="24"/>
+        </w:rPr>
+        <w:tab/>
+      </w:r>
+      <w:r>
+        <w:rPr>
+          <w:rFonts w:ascii="Segoe UI Symbol" w:hAnsi="Segoe UI Symbol" w:cs="Segoe UI Symbol"/>
+          <w:sz w:val="24"/>
+        </w:rPr>
+        <w:t>✅</w:t>
+      </w:r>
+      <w:r>
+        <w:rPr>
+          <w:rFonts w:ascii="Bahnschrift Light" w:hAnsi="Bahnschrift Light"/>
+          <w:sz w:val="24"/>
+        </w:rPr>
+        <w:tab/>
+      </w:r>
+      <w:r>
+        <w:rPr>
+          <w:rFonts w:ascii="Segoe UI Symbol" w:hAnsi="Segoe UI Symbol" w:cs="Segoe UI Symbol"/>
+          <w:sz w:val="24"/>
+        </w:rPr>
+        <w:t>✅</w:t>
+      </w:r>
+      <w:r>
+        <w:rPr>
+          <w:rFonts w:ascii="Bahnschrift Light" w:hAnsi="Bahnschrift Light"/>
+          <w:sz w:val="24"/>
+        </w:rPr>
+        <w:tab/>
+      </w:r>
+      <w:r>
+        <w:rPr>
+          <w:rFonts w:ascii="Segoe UI Symbol" w:hAnsi="Segoe UI Symbol" w:cs="Segoe UI Symbol"/>
+          <w:sz w:val="24"/>
+        </w:rPr>
+        <w:t>✅</w:t>
+      </w:r>
+      <w:r>
+        <w:rPr>
+          <w:rFonts w:ascii="Bahnschrift Light" w:hAnsi="Bahnschrift Light"/>
+          <w:sz w:val="24"/>
+        </w:rPr>
+        <w:tab/>
+      </w:r>
+      <w:r>
+        <w:rPr>
+          <w:rFonts w:ascii="Segoe UI Symbol" w:hAnsi="Segoe UI Symbol" w:cs="Segoe UI Symbol"/>
+          <w:sz w:val="24"/>
+        </w:rPr>
+        <w:t>✅</w:t>
+      </w:r>
+      <w:r>
+        <w:rPr>
+          <w:rFonts w:ascii="Bahnschrift Light" w:hAnsi="Bahnschrift Light"/>
+          <w:sz w:val="24"/>
+        </w:rPr>
+        <w:tab/>
+      </w:r>
+      <w:r>
+        <w:rPr>
+          <w:rFonts w:ascii="Segoe UI Symbol" w:hAnsi="Segoe UI Symbol" w:cs="Segoe UI Symbol"/>
+          <w:sz w:val="24"/>
+        </w:rPr>
+        <w:t>✅</w:t>
+      </w:r>
+      <w:r>
+        <w:rPr>
+          <w:rFonts w:ascii="Bahnschrift Light" w:hAnsi="Bahnschrift Light"/>
+          <w:sz w:val="24"/>
+        </w:rPr>
+        <w:tab/>
+      </w:r>
+      <w:r>
+        <w:rPr>
+          <w:rFonts w:ascii="Segoe UI Symbol" w:hAnsi="Segoe UI Symbol" w:cs="Segoe UI Symbol"/>
+          <w:sz w:val="24"/>
+        </w:rPr>
+        <w:t>✅</w:t>
+      </w:r>
+      <w:r>
+        <w:rPr>
+          <w:rFonts w:ascii="Bahnschrift Light" w:hAnsi="Bahnschrift Light"/>
+          <w:sz w:val="24"/>
+        </w:rPr>
+        <w:tab/>
+      </w:r>
+      <w:r>
+        <w:rPr>
+          <w:rFonts w:ascii="Segoe UI Symbol" w:hAnsi="Segoe UI Symbol" w:cs="Segoe UI Symbol"/>
+          <w:sz w:val="24"/>
+        </w:rPr>
+        <w:t>✅</w:t>
+      </w:r>
+    </w:p>
+    <w:p>
+      <w:pPr>
+        <w:rPr>
+          <w:rFonts w:ascii="Bahnschrift Light" w:hAnsi="Bahnschrift Light"/>
+          <w:sz w:val="24"/>
+        </w:rPr>
+      </w:pPr>
+      <w:r>
+        <w:rPr>
+          <w:rFonts w:ascii="Segoe UI Symbol" w:hAnsi="Segoe UI Symbol" w:cs="Segoe UI Symbol"/>
+          <w:sz w:val="24"/>
+        </w:rPr>
+        <w:t>🎯</w:t>
+      </w:r>
+      <w:r>
+        <w:rPr>
+          <w:rFonts w:ascii="Bahnschrift Light" w:hAnsi="Bahnschrift Light"/>
+          <w:sz w:val="24"/>
+        </w:rPr>
+        <w:t xml:space="preserve"> Role-Based Page Justification</w:t>
+      </w:r>
+    </w:p>
+    <w:p>
+      <w:pPr>
+        <w:rPr>
+          <w:rFonts w:ascii="Bahnschrift Light" w:hAnsi="Bahnschrift Light"/>
+          <w:sz w:val="24"/>
+        </w:rPr>
+      </w:pPr>
+      <w:r>
+        <w:rPr>
+          <w:rFonts w:ascii="Bahnschrift Light" w:hAnsi="Bahnschrift Light"/>
+          <w:sz w:val="24"/>
+        </w:rPr>
+        <w:t>Admin (Full System Control)</w:t>
+      </w:r>
+    </w:p>
+    <w:p>
+      <w:pPr>
+        <w:rPr>
+          <w:rFonts w:ascii="Bahnschrift Light" w:hAnsi="Bahnschrift Light"/>
+          <w:sz w:val="24"/>
+        </w:rPr>
+      </w:pPr>
+      <w:r>
+        <w:rPr>
+          <w:rFonts w:ascii="Bahnschrift Light" w:hAnsi="Bahnschrift Light"/>
+          <w:sz w:val="24"/>
+        </w:rPr>
+        <w:t>All pages - Complete system oversight</w:t>
+      </w:r>
+    </w:p>
+    <w:p>
+      <w:pPr>
+        <w:rPr>
+          <w:rFonts w:ascii="Bahnschrift Light" w:hAnsi="Bahnschrift Light"/>
+          <w:sz w:val="24"/>
+        </w:rPr>
+      </w:pPr>
+    </w:p>
+    <w:p>
+      <w:pPr>
+        <w:rPr>
+          <w:rFonts w:ascii="Bahnschrift Light" w:hAnsi="Bahnschrift Light"/>
+          <w:sz w:val="24"/>
+        </w:rPr>
+      </w:pPr>
+      <w:r>
+        <w:rPr>
+          <w:rFonts w:ascii="Bahnschrift Light" w:hAnsi="Bahnschrift Light"/>
+          <w:sz w:val="24"/>
+        </w:rPr>
+        <w:t>Can manage users, configure settings, and access all modules</w:t>
+      </w:r>
+    </w:p>
+    <w:p>
+      <w:pPr>
+        <w:rPr>
+          <w:rFonts w:ascii="Bahnschrift Light" w:hAnsi="Bahnschrift Light"/>
+          <w:sz w:val="24"/>
+        </w:rPr>
+      </w:pPr>
+    </w:p>
+    <w:p>
+      <w:pPr>
+        <w:rPr>
+          <w:rFonts w:ascii="Bahnschrift Light" w:hAnsi="Bahnschrift Light"/>
+          <w:sz w:val="24"/>
+        </w:rPr>
+      </w:pPr>
+      <w:r>
+        <w:rPr>
+          <w:rFonts w:ascii="Bahnschrift Light" w:hAnsi="Bahnschrift Light"/>
+          <w:sz w:val="24"/>
+        </w:rPr>
+        <w:t>Responsible for system integrity and user permissions</w:t>
+      </w:r>
+    </w:p>
+    <w:p>
+      <w:pPr>
+        <w:rPr>
+          <w:rFonts w:ascii="Bahnschrift Light" w:hAnsi="Bahnschrift Light"/>
+          <w:sz w:val="24"/>
+        </w:rPr>
+      </w:pPr>
+    </w:p>
+    <w:p>
+      <w:pPr>
+        <w:rPr>
+          <w:rFonts w:ascii="Bahnschrift Light" w:hAnsi="Bahnschrift Light"/>
+          <w:sz w:val="24"/>
+        </w:rPr>
+      </w:pPr>
+      <w:r>
+        <w:rPr>
+          <w:rFonts w:ascii="Bahnschrift Light" w:hAnsi="Bahnschrift Light"/>
+          <w:sz w:val="24"/>
+        </w:rPr>
+        <w:t>Manager (Operational Oversight)</w:t>
+      </w:r>
+    </w:p>
+    <w:p>
+      <w:pPr>
+        <w:rPr>
+          <w:rFonts w:ascii="Bahnschrift Light" w:hAnsi="Bahnschrift Light"/>
+          <w:sz w:val="24"/>
+        </w:rPr>
+      </w:pPr>
+      <w:r>
+        <w:rPr>
+          <w:rFonts w:ascii="Bahnschrift Light" w:hAnsi="Bahnschrift Light"/>
+          <w:sz w:val="24"/>
+        </w:rPr>
+        <w:t>Dashboard, Events, Equipment, Scan, Profile - Core operational views</w:t>
+      </w:r>
+    </w:p>
+    <w:p>
+      <w:pPr>
+        <w:rPr>
+          <w:rFonts w:ascii="Bahnschrift Light" w:hAnsi="Bahnschrift Light"/>
+          <w:sz w:val="24"/>
+        </w:rPr>
+      </w:pPr>
+    </w:p>
+    <w:p>
+      <w:pPr>
+        <w:rPr>
+          <w:rFonts w:ascii="Bahnschrift Light" w:hAnsi="Bahnschrift Light"/>
+          <w:sz w:val="24"/>
+        </w:rPr>
+      </w:pPr>
+      <w:r>
+        <w:rPr>
+          <w:rFonts w:ascii="Bahnschrift Light" w:hAnsi="Bahnschrift Light"/>
+          <w:sz w:val="24"/>
+        </w:rPr>
+        <w:t>Import - Can add bulk inventory</w:t>
+      </w:r>
+    </w:p>
+    <w:p>
+      <w:pPr>
+        <w:rPr>
+          <w:rFonts w:ascii="Bahnschrift Light" w:hAnsi="Bahnschrift Light"/>
+          <w:sz w:val="24"/>
+        </w:rPr>
+      </w:pPr>
+    </w:p>
+    <w:p>
+      <w:pPr>
+        <w:rPr>
+          <w:rFonts w:ascii="Bahnschrift Light" w:hAnsi="Bahnschrift Light"/>
+          <w:sz w:val="24"/>
+        </w:rPr>
+      </w:pPr>
+      <w:r>
+        <w:rPr>
+          <w:rFonts w:ascii="Bahnschrift Light" w:hAnsi="Bahnschrift Light"/>
+          <w:sz w:val="24"/>
+        </w:rPr>
+        <w:t>Reports - Needs analytics for decision making</w:t>
+      </w:r>
+    </w:p>
+    <w:p>
+      <w:pPr>
+        <w:rPr>
+          <w:rFonts w:ascii="Bahnschrift Light" w:hAnsi="Bahnschrift Light"/>
+          <w:sz w:val="24"/>
+        </w:rPr>
+      </w:pPr>
+    </w:p>
+    <w:p>
+      <w:pPr>
+        <w:rPr>
+          <w:rFonts w:ascii="Bahnschrift Light" w:hAnsi="Bahnschrift Light"/>
+          <w:sz w:val="24"/>
+        </w:rPr>
+      </w:pPr>
+      <w:r>
+        <w:rPr>
+          <w:rFonts w:ascii="Bahnschrift Light" w:hAnsi="Bahnschrift Light"/>
+          <w:sz w:val="24"/>
+        </w:rPr>
+        <w:t>Technicians - Manages technician team</w:t>
+      </w:r>
+    </w:p>
+    <w:p>
+      <w:pPr>
+        <w:rPr>
+          <w:rFonts w:ascii="Bahnschrift Light" w:hAnsi="Bahnschrift Light"/>
+          <w:sz w:val="24"/>
+        </w:rPr>
+      </w:pPr>
+    </w:p>
+    <w:p>
+      <w:pPr>
+        <w:rPr>
+          <w:rFonts w:ascii="Bahnschrift Light" w:hAnsi="Bahnschrift Light"/>
+          <w:sz w:val="24"/>
+        </w:rPr>
+      </w:pPr>
+      <w:r>
+        <w:rPr>
+          <w:rFonts w:ascii="Bahnschrift Light" w:hAnsi="Bahnschrift Light"/>
+          <w:sz w:val="24"/>
+        </w:rPr>
+        <w:t>Stock Locations - Oversees warehouse organization</w:t>
+      </w:r>
+    </w:p>
+    <w:p>
+      <w:pPr>
+        <w:rPr>
+          <w:rFonts w:ascii="Bahnschrift Light" w:hAnsi="Bahnschrift Light"/>
+          <w:sz w:val="24"/>
+        </w:rPr>
+      </w:pPr>
+    </w:p>
+    <w:p>
+      <w:pPr>
+        <w:rPr>
+          <w:rFonts w:ascii="Bahnschrift Light" w:hAnsi="Bahnschrift Light"/>
+          <w:sz w:val="24"/>
+        </w:rPr>
+      </w:pPr>
+      <w:r>
+        <w:rPr>
+          <w:rFonts w:ascii="Bahnschrift Light" w:hAnsi="Bahnschrift Light"/>
+          <w:sz w:val="24"/>
+        </w:rPr>
+        <w:t>Batch History - Tracks inventory movements</w:t>
+      </w:r>
+    </w:p>
+    <w:p>
+      <w:pPr>
+        <w:rPr>
+          <w:rFonts w:ascii="Bahnschrift Light" w:hAnsi="Bahnschrift Light"/>
+          <w:sz w:val="24"/>
+        </w:rPr>
+      </w:pPr>
+    </w:p>
+    <w:p>
+      <w:pPr>
+        <w:rPr>
+          <w:rFonts w:ascii="Bahnschrift Light" w:hAnsi="Bahnschrift Light"/>
+          <w:sz w:val="24"/>
+        </w:rPr>
+      </w:pPr>
+      <w:r>
+        <w:rPr>
+          <w:rFonts w:ascii="Segoe UI Symbol" w:hAnsi="Segoe UI Symbol" w:cs="Segoe UI Symbol"/>
+          <w:sz w:val="24"/>
+        </w:rPr>
+        <w:t>❌</w:t>
+      </w:r>
+      <w:r>
+        <w:rPr>
+          <w:rFonts w:ascii="Bahnschrift Light" w:hAnsi="Bahnschrift Light"/>
+          <w:sz w:val="24"/>
+        </w:rPr>
+        <w:t xml:space="preserve"> No user management or system settings</w:t>
+      </w:r>
+    </w:p>
+    <w:p>
+      <w:pPr>
+        <w:rPr>
+          <w:rFonts w:ascii="Bahnschrift Light" w:hAnsi="Bahnschrift Light"/>
+          <w:sz w:val="24"/>
+        </w:rPr>
+      </w:pPr>
+    </w:p>
+    <w:p>
+      <w:pPr>
+        <w:rPr>
+          <w:rFonts w:ascii="Bahnschrift Light" w:hAnsi="Bahnschrift Light"/>
+          <w:sz w:val="24"/>
+        </w:rPr>
+      </w:pPr>
+      <w:r>
+        <w:rPr>
+          <w:rFonts w:ascii="Bahnschrift Light" w:hAnsi="Bahnschrift Light"/>
+          <w:sz w:val="24"/>
+        </w:rPr>
+        <w:t>Stock Manager (Inventory Focus)</w:t>
+      </w:r>
+    </w:p>
+    <w:p>
+      <w:pPr>
+        <w:rPr>
+          <w:rFonts w:ascii="Bahnschrift Light" w:hAnsi="Bahnschrift Light"/>
+          <w:sz w:val="24"/>
+        </w:rPr>
+      </w:pPr>
+      <w:r>
+        <w:rPr>
+          <w:rFonts w:ascii="Bahnschrift Light" w:hAnsi="Bahnschrift Light"/>
+          <w:sz w:val="24"/>
+        </w:rPr>
+        <w:t>Dashboard, Events, Equipment, Scan, Profile - Core views</w:t>
+      </w:r>
+    </w:p>
+    <w:p>
+      <w:pPr>
+        <w:rPr>
+          <w:rFonts w:ascii="Bahnschrift Light" w:hAnsi="Bahnschrift Light"/>
+          <w:sz w:val="24"/>
+        </w:rPr>
+      </w:pPr>
+    </w:p>
+    <w:p>
+      <w:pPr>
+        <w:rPr>
+          <w:rFonts w:ascii="Bahnschrift Light" w:hAnsi="Bahnschrift Light"/>
+          <w:sz w:val="24"/>
+        </w:rPr>
+      </w:pPr>
+      <w:r>
+        <w:rPr>
+          <w:rFonts w:ascii="Bahnschrift Light" w:hAnsi="Bahnschrift Light"/>
+          <w:sz w:val="24"/>
+        </w:rPr>
+        <w:t>Import - Primary responsibility is adding stock</w:t>
+      </w:r>
+    </w:p>
+    <w:p>
+      <w:pPr>
+        <w:rPr>
+          <w:rFonts w:ascii="Bahnschrift Light" w:hAnsi="Bahnschrift Light"/>
+          <w:sz w:val="24"/>
+        </w:rPr>
+      </w:pPr>
+    </w:p>
+    <w:p>
+      <w:pPr>
+        <w:rPr>
+          <w:rFonts w:ascii="Bahnschrift Light" w:hAnsi="Bahnschrift Light"/>
+          <w:sz w:val="24"/>
+        </w:rPr>
+      </w:pPr>
+      <w:r>
+        <w:rPr>
+          <w:rFonts w:ascii="Bahnschrift Light" w:hAnsi="Bahnschrift Light"/>
+          <w:sz w:val="24"/>
+        </w:rPr>
+        <w:t>Stock Locations - Manages where items are stored</w:t>
+      </w:r>
+    </w:p>
+    <w:p>
+      <w:pPr>
+        <w:rPr>
+          <w:rFonts w:ascii="Bahnschrift Light" w:hAnsi="Bahnschrift Light"/>
+          <w:sz w:val="24"/>
+        </w:rPr>
+      </w:pPr>
+    </w:p>
+    <w:p>
+      <w:pPr>
+        <w:rPr>
+          <w:rFonts w:ascii="Bahnschrift Light" w:hAnsi="Bahnschrift Light"/>
+          <w:sz w:val="24"/>
+        </w:rPr>
+      </w:pPr>
+      <w:r>
+        <w:rPr>
+          <w:rFonts w:ascii="Segoe UI Symbol" w:hAnsi="Segoe UI Symbol" w:cs="Segoe UI Symbol"/>
+          <w:sz w:val="24"/>
+        </w:rPr>
+        <w:t>❌</w:t>
+      </w:r>
+      <w:r>
+        <w:rPr>
+          <w:rFonts w:ascii="Bahnschrift Light" w:hAnsi="Bahnschrift Light"/>
+          <w:sz w:val="24"/>
+        </w:rPr>
+        <w:t xml:space="preserve"> No reports (analysis not their role)</w:t>
+      </w:r>
+    </w:p>
+    <w:p>
+      <w:pPr>
+        <w:rPr>
+          <w:rFonts w:ascii="Bahnschrift Light" w:hAnsi="Bahnschrift Light"/>
+          <w:sz w:val="24"/>
+        </w:rPr>
+      </w:pPr>
+    </w:p>
+    <w:p>
+      <w:pPr>
+        <w:rPr>
+          <w:rFonts w:ascii="Bahnschrift Light" w:hAnsi="Bahnschrift Light"/>
+          <w:sz w:val="24"/>
+        </w:rPr>
+      </w:pPr>
+      <w:r>
+        <w:rPr>
+          <w:rFonts w:ascii="Segoe UI Symbol" w:hAnsi="Segoe UI Symbol" w:cs="Segoe UI Symbol"/>
+          <w:sz w:val="24"/>
+        </w:rPr>
+        <w:t>❌</w:t>
+      </w:r>
+      <w:r>
+        <w:rPr>
+          <w:rFonts w:ascii="Bahnschrift Light" w:hAnsi="Bahnschrift Light"/>
+          <w:sz w:val="24"/>
+        </w:rPr>
+        <w:t xml:space="preserve"> No batch history tracking</w:t>
+      </w:r>
+    </w:p>
+    <w:p>
+      <w:pPr>
+        <w:rPr>
+          <w:rFonts w:ascii="Bahnschrift Light" w:hAnsi="Bahnschrift Light"/>
+          <w:sz w:val="24"/>
+        </w:rPr>
+      </w:pPr>
+    </w:p>
+    <w:p>
+      <w:pPr>
+        <w:rPr>
+          <w:rFonts w:ascii="Bahnschrift Light" w:hAnsi="Bahnschrift Light"/>
+          <w:sz w:val="24"/>
+        </w:rPr>
+      </w:pPr>
+      <w:r>
+        <w:rPr>
+          <w:rFonts w:ascii="Segoe UI Symbol" w:hAnsi="Segoe UI Symbol" w:cs="Segoe UI Symbol"/>
+          <w:sz w:val="24"/>
+        </w:rPr>
+        <w:t>❌</w:t>
+      </w:r>
+      <w:r>
+        <w:rPr>
+          <w:rFonts w:ascii="Bahnschrift Light" w:hAnsi="Bahnschrift Light"/>
+          <w:sz w:val="24"/>
+        </w:rPr>
+        <w:t xml:space="preserve"> No technician management</w:t>
+      </w:r>
+    </w:p>
+    <w:p>
+      <w:pPr>
+        <w:rPr>
+          <w:rFonts w:ascii="Bahnschrift Light" w:hAnsi="Bahnschrift Light"/>
+          <w:sz w:val="24"/>
+        </w:rPr>
+      </w:pPr>
+    </w:p>
+    <w:p>
+      <w:pPr>
+        <w:rPr>
+          <w:rFonts w:ascii="Bahnschrift Light" w:hAnsi="Bahnschrift Light"/>
+          <w:sz w:val="24"/>
+        </w:rPr>
+      </w:pPr>
+      <w:r>
+        <w:rPr>
+          <w:rFonts w:ascii="Segoe UI Symbol" w:hAnsi="Segoe UI Symbol" w:cs="Segoe UI Symbol"/>
+          <w:sz w:val="24"/>
+        </w:rPr>
+        <w:t>❌</w:t>
+      </w:r>
+      <w:r>
+        <w:rPr>
+          <w:rFonts w:ascii="Bahnschrift Light" w:hAnsi="Bahnschrift Light"/>
+          <w:sz w:val="24"/>
+        </w:rPr>
+        <w:t xml:space="preserve"> No user management</w:t>
+      </w:r>
+    </w:p>
+    <w:p>
+      <w:pPr>
+        <w:rPr>
+          <w:rFonts w:ascii="Bahnschrift Light" w:hAnsi="Bahnschrift Light"/>
+          <w:sz w:val="24"/>
+        </w:rPr>
+      </w:pPr>
+    </w:p>
+    <w:p>
+      <w:pPr>
+        <w:rPr>
+          <w:rFonts w:ascii="Bahnschrift Light" w:hAnsi="Bahnschrift Light"/>
+          <w:sz w:val="24"/>
+        </w:rPr>
+      </w:pPr>
+      <w:r>
+        <w:rPr>
+          <w:rFonts w:ascii="Bahnschrift Light" w:hAnsi="Bahnschrift Light"/>
+          <w:sz w:val="24"/>
+        </w:rPr>
+        <w:t>Stock Controller (Inventory Analysis)</w:t>
+      </w:r>
+    </w:p>
+    <w:p>
+      <w:pPr>
+        <w:rPr>
+          <w:rFonts w:ascii="Bahnschrift Light" w:hAnsi="Bahnschrift Light"/>
+          <w:sz w:val="24"/>
+        </w:rPr>
+      </w:pPr>
+      <w:r>
+        <w:rPr>
+          <w:rFonts w:ascii="Bahnschrift Light" w:hAnsi="Bahnschrift Light"/>
+          <w:sz w:val="24"/>
+        </w:rPr>
+        <w:t>Dashboard, Events, Equipment, Scan, Profile - Core views</w:t>
+      </w:r>
+    </w:p>
+    <w:p>
+      <w:pPr>
+        <w:rPr>
+          <w:rFonts w:ascii="Bahnschrift Light" w:hAnsi="Bahnschrift Light"/>
+          <w:sz w:val="24"/>
+        </w:rPr>
+      </w:pPr>
+    </w:p>
+    <w:p>
+      <w:pPr>
+        <w:rPr>
+          <w:rFonts w:ascii="Bahnschrift Light" w:hAnsi="Bahnschrift Light"/>
+          <w:sz w:val="24"/>
+        </w:rPr>
+      </w:pPr>
+      <w:r>
+        <w:rPr>
+          <w:rFonts w:ascii="Bahnschrift Light" w:hAnsi="Bahnschrift Light"/>
+          <w:sz w:val="24"/>
+        </w:rPr>
+        <w:t>Reports - Analyzes inventory data</w:t>
+      </w:r>
+    </w:p>
+    <w:p>
+      <w:pPr>
+        <w:rPr>
+          <w:rFonts w:ascii="Bahnschrift Light" w:hAnsi="Bahnschrift Light"/>
+          <w:sz w:val="24"/>
+        </w:rPr>
+      </w:pPr>
+    </w:p>
+    <w:p>
+      <w:pPr>
+        <w:rPr>
+          <w:rFonts w:ascii="Bahnschrift Light" w:hAnsi="Bahnschrift Light"/>
+          <w:sz w:val="24"/>
+        </w:rPr>
+      </w:pPr>
+      <w:r>
+        <w:rPr>
+          <w:rFonts w:ascii="Bahnschrift Light" w:hAnsi="Bahnschrift Light"/>
+          <w:sz w:val="24"/>
+        </w:rPr>
+        <w:t>Batch History - Tracks inventory lifecycle</w:t>
+      </w:r>
+    </w:p>
+    <w:p>
+      <w:pPr>
+        <w:rPr>
+          <w:rFonts w:ascii="Bahnschrift Light" w:hAnsi="Bahnschrift Light"/>
+          <w:sz w:val="24"/>
+        </w:rPr>
+      </w:pPr>
+    </w:p>
+    <w:p>
+      <w:pPr>
+        <w:rPr>
+          <w:rFonts w:ascii="Bahnschrift Light" w:hAnsi="Bahnschrift Light"/>
+          <w:sz w:val="24"/>
+        </w:rPr>
+      </w:pPr>
+      <w:r>
+        <w:rPr>
+          <w:rFonts w:ascii="Segoe UI Symbol" w:hAnsi="Segoe UI Symbol" w:cs="Segoe UI Symbol"/>
+          <w:sz w:val="24"/>
+        </w:rPr>
+        <w:lastRenderedPageBreak/>
+        <w:t>❌</w:t>
+      </w:r>
+      <w:r>
+        <w:rPr>
+          <w:rFonts w:ascii="Bahnschrift Light" w:hAnsi="Bahnschrift Light"/>
+          <w:sz w:val="24"/>
+        </w:rPr>
+        <w:t xml:space="preserve"> </w:t>
+      </w:r>
+      <w:proofErr w:type="gramStart"/>
+      <w:r>
+        <w:rPr>
+          <w:rFonts w:ascii="Bahnschrift Light" w:hAnsi="Bahnschrift Light"/>
+          <w:sz w:val="24"/>
+        </w:rPr>
+        <w:t>Cannot</w:t>
+      </w:r>
+      <w:proofErr w:type="gramEnd"/>
+      <w:r>
+        <w:rPr>
+          <w:rFonts w:ascii="Bahnschrift Light" w:hAnsi="Bahnschrift Light"/>
+          <w:sz w:val="24"/>
+        </w:rPr>
+        <w:t xml:space="preserve"> import (segregation of duties)</w:t>
+      </w:r>
+    </w:p>
+    <w:p>
+      <w:pPr>
+        <w:rPr>
+          <w:rFonts w:ascii="Bahnschrift Light" w:hAnsi="Bahnschrift Light"/>
+          <w:sz w:val="24"/>
+        </w:rPr>
+      </w:pPr>
+    </w:p>
+    <w:p>
+      <w:pPr>
+        <w:rPr>
+          <w:rFonts w:ascii="Bahnschrift Light" w:hAnsi="Bahnschrift Light"/>
+          <w:sz w:val="24"/>
+        </w:rPr>
+      </w:pPr>
+      <w:r>
+        <w:rPr>
+          <w:rFonts w:ascii="Segoe UI Symbol" w:hAnsi="Segoe UI Symbol" w:cs="Segoe UI Symbol"/>
+          <w:sz w:val="24"/>
+        </w:rPr>
+        <w:t>❌</w:t>
+      </w:r>
+      <w:r>
+        <w:rPr>
+          <w:rFonts w:ascii="Bahnschrift Light" w:hAnsi="Bahnschrift Light"/>
+          <w:sz w:val="24"/>
+        </w:rPr>
+        <w:t xml:space="preserve"> </w:t>
+      </w:r>
+      <w:proofErr w:type="gramStart"/>
+      <w:r>
+        <w:rPr>
+          <w:rFonts w:ascii="Bahnschrift Light" w:hAnsi="Bahnschrift Light"/>
+          <w:sz w:val="24"/>
+        </w:rPr>
+        <w:t>Cannot</w:t>
+      </w:r>
+      <w:proofErr w:type="gramEnd"/>
+      <w:r>
+        <w:rPr>
+          <w:rFonts w:ascii="Bahnschrift Light" w:hAnsi="Bahnschrift Light"/>
+          <w:sz w:val="24"/>
+        </w:rPr>
+        <w:t xml:space="preserve"> manage locations</w:t>
+      </w:r>
+    </w:p>
+    <w:p>
+      <w:pPr>
+        <w:rPr>
+          <w:rFonts w:ascii="Bahnschrift Light" w:hAnsi="Bahnschrift Light"/>
+          <w:sz w:val="24"/>
+        </w:rPr>
+      </w:pPr>
+    </w:p>
+    <w:p>
+      <w:pPr>
+        <w:rPr>
+          <w:rFonts w:ascii="Bahnschrift Light" w:hAnsi="Bahnschrift Light"/>
+          <w:sz w:val="24"/>
+        </w:rPr>
+      </w:pPr>
+      <w:r>
+        <w:rPr>
+          <w:rFonts w:ascii="Segoe UI Symbol" w:hAnsi="Segoe UI Symbol" w:cs="Segoe UI Symbol"/>
+          <w:sz w:val="24"/>
+        </w:rPr>
+        <w:t>❌</w:t>
+      </w:r>
+      <w:r>
+        <w:rPr>
+          <w:rFonts w:ascii="Bahnschrift Light" w:hAnsi="Bahnschrift Light"/>
+          <w:sz w:val="24"/>
+        </w:rPr>
+        <w:t xml:space="preserve"> No technician access</w:t>
+      </w:r>
+    </w:p>
+    <w:p>
+      <w:pPr>
+        <w:rPr>
+          <w:rFonts w:ascii="Bahnschrift Light" w:hAnsi="Bahnschrift Light"/>
+          <w:sz w:val="24"/>
+        </w:rPr>
+      </w:pPr>
+    </w:p>
+    <w:p>
+      <w:pPr>
+        <w:rPr>
+          <w:rFonts w:ascii="Bahnschrift Light" w:hAnsi="Bahnschrift Light"/>
+          <w:sz w:val="24"/>
+        </w:rPr>
+      </w:pPr>
+      <w:r>
+        <w:rPr>
+          <w:rFonts w:ascii="Bahnschrift Light" w:hAnsi="Bahnschrift Light"/>
+          <w:sz w:val="24"/>
+        </w:rPr>
+        <w:t>Tech Lead (Technical Team Management)</w:t>
+      </w:r>
+    </w:p>
+    <w:p>
+      <w:pPr>
+        <w:rPr>
+          <w:rFonts w:ascii="Bahnschrift Light" w:hAnsi="Bahnschrift Light"/>
+          <w:sz w:val="24"/>
+        </w:rPr>
+      </w:pPr>
+      <w:r>
+        <w:rPr>
+          <w:rFonts w:ascii="Bahnschrift Light" w:hAnsi="Bahnschrift Light"/>
+          <w:sz w:val="24"/>
+        </w:rPr>
+        <w:t>Dashboard, Events, Equipment, Scan, Profile - Core views</w:t>
+      </w:r>
+    </w:p>
+    <w:p>
+      <w:pPr>
+        <w:rPr>
+          <w:rFonts w:ascii="Bahnschrift Light" w:hAnsi="Bahnschrift Light"/>
+          <w:sz w:val="24"/>
+        </w:rPr>
+      </w:pPr>
+    </w:p>
+    <w:p>
+      <w:pPr>
+        <w:rPr>
+          <w:rFonts w:ascii="Bahnschrift Light" w:hAnsi="Bahnschrift Light"/>
+          <w:sz w:val="24"/>
+        </w:rPr>
+      </w:pPr>
+      <w:r>
+        <w:rPr>
+          <w:rFonts w:ascii="Bahnschrift Light" w:hAnsi="Bahnschrift Light"/>
+          <w:sz w:val="24"/>
+        </w:rPr>
+        <w:t>Technicians - Manages technical staff</w:t>
+      </w:r>
+    </w:p>
+    <w:p>
+      <w:pPr>
+        <w:rPr>
+          <w:rFonts w:ascii="Bahnschrift Light" w:hAnsi="Bahnschrift Light"/>
+          <w:sz w:val="24"/>
+        </w:rPr>
+      </w:pPr>
+    </w:p>
+    <w:p>
+      <w:pPr>
+        <w:rPr>
+          <w:rFonts w:ascii="Bahnschrift Light" w:hAnsi="Bahnschrift Light"/>
+          <w:sz w:val="24"/>
+        </w:rPr>
+      </w:pPr>
+      <w:r>
+        <w:rPr>
+          <w:rFonts w:ascii="Segoe UI Symbol" w:hAnsi="Segoe UI Symbol" w:cs="Segoe UI Symbol"/>
+          <w:sz w:val="24"/>
+        </w:rPr>
+        <w:t>❌</w:t>
+      </w:r>
+      <w:r>
+        <w:rPr>
+          <w:rFonts w:ascii="Bahnschrift Light" w:hAnsi="Bahnschrift Light"/>
+          <w:sz w:val="24"/>
+        </w:rPr>
+        <w:t xml:space="preserve"> No inventory management (import/locations/history)</w:t>
+      </w:r>
+    </w:p>
+    <w:p>
+      <w:pPr>
+        <w:rPr>
+          <w:rFonts w:ascii="Bahnschrift Light" w:hAnsi="Bahnschrift Light"/>
+          <w:sz w:val="24"/>
+        </w:rPr>
+      </w:pPr>
+    </w:p>
+    <w:p>
+      <w:pPr>
+        <w:rPr>
+          <w:rFonts w:ascii="Bahnschrift Light" w:hAnsi="Bahnschrift Light"/>
+          <w:sz w:val="24"/>
+        </w:rPr>
+      </w:pPr>
+      <w:r>
+        <w:rPr>
+          <w:rFonts w:ascii="Segoe UI Symbol" w:hAnsi="Segoe UI Symbol" w:cs="Segoe UI Symbol"/>
+          <w:sz w:val="24"/>
+        </w:rPr>
+        <w:t>❌</w:t>
+      </w:r>
+      <w:r>
+        <w:rPr>
+          <w:rFonts w:ascii="Bahnschrift Light" w:hAnsi="Bahnschrift Light"/>
+          <w:sz w:val="24"/>
+        </w:rPr>
+        <w:t xml:space="preserve"> No reports</w:t>
+      </w:r>
+    </w:p>
+    <w:p>
+      <w:pPr>
+        <w:rPr>
+          <w:rFonts w:ascii="Bahnschrift Light" w:hAnsi="Bahnschrift Light"/>
+          <w:sz w:val="24"/>
+        </w:rPr>
+      </w:pPr>
+    </w:p>
+    <w:p>
+      <w:pPr>
+        <w:rPr>
+          <w:rFonts w:ascii="Bahnschrift Light" w:hAnsi="Bahnschrift Light"/>
+          <w:sz w:val="24"/>
+        </w:rPr>
+      </w:pPr>
+      <w:r>
+        <w:rPr>
+          <w:rFonts w:ascii="Segoe UI Symbol" w:hAnsi="Segoe UI Symbol" w:cs="Segoe UI Symbol"/>
+          <w:sz w:val="24"/>
+        </w:rPr>
+        <w:t>❌</w:t>
+      </w:r>
+      <w:r>
+        <w:rPr>
+          <w:rFonts w:ascii="Bahnschrift Light" w:hAnsi="Bahnschrift Light"/>
+          <w:sz w:val="24"/>
+        </w:rPr>
+        <w:t xml:space="preserve"> No user management</w:t>
+      </w:r>
+    </w:p>
+    <w:p>
+      <w:pPr>
+        <w:rPr>
+          <w:rFonts w:ascii="Bahnschrift Light" w:hAnsi="Bahnschrift Light"/>
+          <w:sz w:val="24"/>
+        </w:rPr>
+      </w:pPr>
+    </w:p>
+    <w:p>
+      <w:pPr>
+        <w:rPr>
+          <w:rFonts w:ascii="Bahnschrift Light" w:hAnsi="Bahnschrift Light"/>
+          <w:sz w:val="24"/>
+        </w:rPr>
+      </w:pPr>
+      <w:r>
+        <w:rPr>
+          <w:rFonts w:ascii="Bahnschrift Light" w:hAnsi="Bahnschrift Light"/>
+          <w:sz w:val="24"/>
+        </w:rPr>
+        <w:t>Technician (Field Operations)</w:t>
+      </w:r>
+    </w:p>
+    <w:p>
+      <w:pPr>
+        <w:rPr>
+          <w:rFonts w:ascii="Bahnschrift Light" w:hAnsi="Bahnschrift Light"/>
+          <w:sz w:val="24"/>
+        </w:rPr>
+      </w:pPr>
+      <w:r>
+        <w:rPr>
+          <w:rFonts w:ascii="Bahnschrift Light" w:hAnsi="Bahnschrift Light"/>
+          <w:sz w:val="24"/>
+        </w:rPr>
+        <w:t>Dashboard, Events, Equipment, Scan, Profile - Core operational views</w:t>
+      </w:r>
+    </w:p>
+    <w:p>
+      <w:pPr>
+        <w:rPr>
+          <w:rFonts w:ascii="Bahnschrift Light" w:hAnsi="Bahnschrift Light"/>
+          <w:sz w:val="24"/>
+        </w:rPr>
+      </w:pPr>
+    </w:p>
+    <w:p>
+      <w:pPr>
+        <w:rPr>
+          <w:rFonts w:ascii="Bahnschrift Light" w:hAnsi="Bahnschrift Light"/>
+          <w:sz w:val="24"/>
+        </w:rPr>
+      </w:pPr>
+      <w:r>
+        <w:rPr>
+          <w:rFonts w:ascii="Segoe UI Symbol" w:hAnsi="Segoe UI Symbol" w:cs="Segoe UI Symbol"/>
+          <w:sz w:val="24"/>
+        </w:rPr>
+        <w:t>❌</w:t>
+      </w:r>
+      <w:r>
+        <w:rPr>
+          <w:rFonts w:ascii="Bahnschrift Light" w:hAnsi="Bahnschrift Light"/>
+          <w:sz w:val="24"/>
+        </w:rPr>
+        <w:t xml:space="preserve"> No management functions</w:t>
+      </w:r>
+    </w:p>
+    <w:p>
+      <w:pPr>
+        <w:rPr>
+          <w:rFonts w:ascii="Bahnschrift Light" w:hAnsi="Bahnschrift Light"/>
+          <w:sz w:val="24"/>
+        </w:rPr>
+      </w:pPr>
+    </w:p>
+    <w:p>
+      <w:pPr>
+        <w:rPr>
+          <w:rFonts w:ascii="Bahnschrift Light" w:hAnsi="Bahnschrift Light"/>
+          <w:sz w:val="24"/>
+        </w:rPr>
+      </w:pPr>
+      <w:r>
+        <w:rPr>
+          <w:rFonts w:ascii="Segoe UI Symbol" w:hAnsi="Segoe UI Symbol" w:cs="Segoe UI Symbol"/>
+          <w:sz w:val="24"/>
+        </w:rPr>
+        <w:t>❌</w:t>
+      </w:r>
+      <w:r>
+        <w:rPr>
+          <w:rFonts w:ascii="Bahnschrift Light" w:hAnsi="Bahnschrift Light"/>
+          <w:sz w:val="24"/>
+        </w:rPr>
+        <w:t xml:space="preserve"> No inventory control</w:t>
+      </w:r>
+    </w:p>
+    <w:p>
+      <w:pPr>
+        <w:rPr>
+          <w:rFonts w:ascii="Bahnschrift Light" w:hAnsi="Bahnschrift Light"/>
+          <w:sz w:val="24"/>
+        </w:rPr>
+      </w:pPr>
+    </w:p>
+    <w:p>
+      <w:pPr>
+        <w:rPr>
+          <w:rFonts w:ascii="Bahnschrift Light" w:hAnsi="Bahnschrift Light"/>
+          <w:sz w:val="24"/>
+        </w:rPr>
+      </w:pPr>
+      <w:r>
+        <w:rPr>
+          <w:rFonts w:ascii="Segoe UI Symbol" w:hAnsi="Segoe UI Symbol" w:cs="Segoe UI Symbol"/>
+          <w:sz w:val="24"/>
+        </w:rPr>
+        <w:t>❌</w:t>
+      </w:r>
+      <w:r>
+        <w:rPr>
+          <w:rFonts w:ascii="Bahnschrift Light" w:hAnsi="Bahnschrift Light"/>
+          <w:sz w:val="24"/>
+        </w:rPr>
+        <w:t xml:space="preserve"> No reporting</w:t>
+      </w:r>
+    </w:p>
+    <w:p>
+      <w:pPr>
+        <w:rPr>
+          <w:rFonts w:ascii="Bahnschrift Light" w:hAnsi="Bahnschrift Light"/>
+          <w:sz w:val="24"/>
+        </w:rPr>
+      </w:pPr>
+    </w:p>
+    <w:p>
+      <w:pPr>
+        <w:rPr>
+          <w:rFonts w:ascii="Bahnschrift Light" w:hAnsi="Bahnschrift Light"/>
+          <w:sz w:val="24"/>
+        </w:rPr>
+      </w:pPr>
+      <w:r>
+        <w:rPr>
+          <w:rFonts w:ascii="Bahnschrift Light" w:hAnsi="Bahnschrift Light"/>
+          <w:sz w:val="24"/>
+        </w:rPr>
+        <w:t>User (Basic View Access)</w:t>
+      </w:r>
+    </w:p>
+    <w:p>
+      <w:pPr>
+        <w:rPr>
+          <w:rFonts w:ascii="Bahnschrift Light" w:hAnsi="Bahnschrift Light"/>
+          <w:sz w:val="24"/>
+        </w:rPr>
+      </w:pPr>
+      <w:r>
+        <w:rPr>
+          <w:rFonts w:ascii="Bahnschrift Light" w:hAnsi="Bahnschrift Light"/>
+          <w:sz w:val="24"/>
+        </w:rPr>
+        <w:lastRenderedPageBreak/>
+        <w:t>Dashboard, Events, Equipment, Scan, Profile - Read-only or basic operations</w:t>
+      </w:r>
+    </w:p>
+    <w:p>
+      <w:pPr>
+        <w:rPr>
+          <w:rFonts w:ascii="Bahnschrift Light" w:hAnsi="Bahnschrift Light"/>
+          <w:sz w:val="24"/>
+        </w:rPr>
+      </w:pPr>
+    </w:p>
+    <w:p>
+      <w:pPr>
+        <w:rPr>
+          <w:rFonts w:ascii="Bahnschrift Light" w:hAnsi="Bahnschrift Light"/>
+          <w:sz w:val="24"/>
+        </w:rPr>
+      </w:pPr>
+      <w:r>
+        <w:rPr>
+          <w:rFonts w:ascii="Segoe UI Symbol" w:hAnsi="Segoe UI Symbol" w:cs="Segoe UI Symbol"/>
+          <w:sz w:val="24"/>
+        </w:rPr>
+        <w:t>❌</w:t>
+      </w:r>
+      <w:r>
+        <w:rPr>
+          <w:rFonts w:ascii="Bahnschrift Light" w:hAnsi="Bahnschrift Light"/>
+          <w:sz w:val="24"/>
+        </w:rPr>
+        <w:t xml:space="preserve"> No management functions</w:t>
+      </w:r>
+    </w:p>
+    <w:p>
+      <w:pPr>
+        <w:rPr>
+          <w:rFonts w:ascii="Bahnschrift Light" w:hAnsi="Bahnschrift Light"/>
+          <w:sz w:val="24"/>
+        </w:rPr>
+      </w:pPr>
+    </w:p>
+    <w:p>
+      <w:pPr>
+        <w:rPr>
+          <w:rFonts w:ascii="Bahnschrift Light" w:hAnsi="Bahnschrift Light"/>
+          <w:sz w:val="24"/>
+        </w:rPr>
+      </w:pPr>
+      <w:r>
+        <w:rPr>
+          <w:rFonts w:ascii="Segoe UI Symbol" w:hAnsi="Segoe UI Symbol" w:cs="Segoe UI Symbol"/>
+          <w:sz w:val="24"/>
+        </w:rPr>
+        <w:t>❌</w:t>
+      </w:r>
+      <w:r>
+        <w:rPr>
+          <w:rFonts w:ascii="Bahnschrift Light" w:hAnsi="Bahnschrift Light"/>
+          <w:sz w:val="24"/>
+        </w:rPr>
+        <w:t xml:space="preserve"> No inventory control</w:t>
+      </w:r>
+    </w:p>
+    <w:p>
+      <w:pPr>
+        <w:rPr>
+          <w:rFonts w:ascii="Bahnschrift Light" w:hAnsi="Bahnschrift Light"/>
+          <w:sz w:val="24"/>
+        </w:rPr>
+      </w:pPr>
+    </w:p>
+    <w:p>
+      <w:pPr>
+        <w:rPr>
+          <w:rFonts w:ascii="Bahnschrift Light" w:hAnsi="Bahnschrift Light"/>
+          <w:sz w:val="24"/>
+        </w:rPr>
+      </w:pPr>
+      <w:r>
+        <w:rPr>
+          <w:rFonts w:ascii="Bahnschrift Light" w:hAnsi="Bahnschrift Light"/>
+          <w:sz w:val="24"/>
+        </w:rPr>
+        <w:t>Perfect for auditors or guest viewers</w:t>
+      </w:r>
+    </w:p>
+    <w:p>
+      <w:pPr>
+        <w:rPr>
+          <w:rFonts w:ascii="Bahnschrift Light" w:hAnsi="Bahnschrift Light"/>
+          <w:sz w:val="24"/>
+        </w:rPr>
+      </w:pPr>
+    </w:p>
+    <w:p>
+      <w:pPr>
+        <w:rPr>
+          <w:rFonts w:ascii="Bahnschrift Light" w:hAnsi="Bahnschrift Light"/>
+          <w:sz w:val="24"/>
+        </w:rPr>
+      </w:pPr>
+      <w:r>
+        <w:rPr>
+          <w:rFonts w:ascii="Bahnschrift Light" w:hAnsi="Bahnschrift Light"/>
+          <w:sz w:val="24"/>
+        </w:rPr>
+        <w:t>Driver (Logistics)</w:t>
+      </w:r>
+    </w:p>
+    <w:p>
+      <w:pPr>
+        <w:rPr>
+          <w:rFonts w:ascii="Bahnschrift Light" w:hAnsi="Bahnschrift Light"/>
+          <w:sz w:val="24"/>
+        </w:rPr>
+      </w:pPr>
+      <w:r>
+        <w:rPr>
+          <w:rFonts w:ascii="Bahnschrift Light" w:hAnsi="Bahnschrift Light"/>
+          <w:sz w:val="24"/>
+        </w:rPr>
+        <w:t>Dashboard, Events, Equipment, Scan, Profile - Basic views</w:t>
+      </w:r>
+    </w:p>
+    <w:p>
+      <w:pPr>
+        <w:rPr>
+          <w:rFonts w:ascii="Bahnschrift Light" w:hAnsi="Bahnschrift Light"/>
+          <w:sz w:val="24"/>
+        </w:rPr>
+      </w:pPr>
+    </w:p>
+    <w:p>
+      <w:pPr>
+        <w:rPr>
+          <w:rFonts w:ascii="Bahnschrift Light" w:hAnsi="Bahnschrift Light"/>
+          <w:sz w:val="24"/>
+        </w:rPr>
+      </w:pPr>
+      <w:r>
+        <w:rPr>
+          <w:rFonts w:ascii="Bahnschrift Light" w:hAnsi="Bahnschrift Light"/>
+          <w:sz w:val="24"/>
+        </w:rPr>
+        <w:t>Scan - For tracking equipment during transport</w:t>
+      </w:r>
+    </w:p>
+    <w:p>
+      <w:pPr>
+        <w:rPr>
+          <w:rFonts w:ascii="Bahnschrift Light" w:hAnsi="Bahnschrift Light"/>
+          <w:sz w:val="24"/>
+        </w:rPr>
+      </w:pPr>
+    </w:p>
+    <w:p>
+      <w:pPr>
+        <w:rPr>
+          <w:rFonts w:ascii="Bahnschrift Light" w:hAnsi="Bahnschrift Light"/>
+          <w:sz w:val="24"/>
+        </w:rPr>
+      </w:pPr>
+      <w:r>
+        <w:rPr>
+          <w:rFonts w:ascii="Segoe UI Symbol" w:hAnsi="Segoe UI Symbol" w:cs="Segoe UI Symbol"/>
+          <w:sz w:val="24"/>
+        </w:rPr>
+        <w:t>❌</w:t>
+      </w:r>
+      <w:r>
+        <w:rPr>
+          <w:rFonts w:ascii="Bahnschrift Light" w:hAnsi="Bahnschrift Light"/>
+          <w:sz w:val="24"/>
+        </w:rPr>
+        <w:t xml:space="preserve"> No management functions</w:t>
+      </w:r>
+    </w:p>
+    <w:p>
+      <w:pPr>
+        <w:rPr>
+          <w:rFonts w:ascii="Bahnschrift Light" w:hAnsi="Bahnschrift Light"/>
+          <w:sz w:val="24"/>
+        </w:rPr>
+      </w:pPr>
+    </w:p>
+    <w:p>
+      <w:pPr>
+        <w:rPr>
+          <w:rFonts w:ascii="Bahnschrift Light" w:hAnsi="Bahnschrift Light"/>
+          <w:sz w:val="24"/>
+        </w:rPr>
+      </w:pPr>
+      <w:r>
+        <w:rPr>
+          <w:rFonts w:ascii="Bahnschrift Light" w:hAnsi="Bahnschrift Light"/>
+          <w:sz w:val="24"/>
+        </w:rPr>
+        <w:t>Perfect for delivery personnel who only need to scan and view basic info</w:t>
+      </w:r>
+    </w:p>
+    <w:p>
+      <w:pPr>
+        <w:rPr>
+          <w:rFonts w:ascii="Bahnschrift Light" w:hAnsi="Bahnschrift Light"/>
+          <w:sz w:val="24"/>
+        </w:rPr>
+      </w:pPr>
+    </w:p>
+    <w:p>
+      <w:pPr>
+        <w:rPr>
+          <w:rFonts w:ascii="Bahnschrift Light" w:hAnsi="Bahnschrift Light"/>
+          <w:sz w:val="24"/>
+        </w:rPr>
+      </w:pPr>
+      <w:r>
+        <w:rPr>
+          <w:rFonts w:ascii="Segoe UI Symbol" w:hAnsi="Segoe UI Symbol" w:cs="Segoe UI Symbol"/>
+          <w:sz w:val="24"/>
+        </w:rPr>
+        <w:t>🔒</w:t>
+      </w:r>
+      <w:r>
+        <w:rPr>
+          <w:rFonts w:ascii="Bahnschrift Light" w:hAnsi="Bahnschrift Light"/>
+          <w:sz w:val="24"/>
+        </w:rPr>
+        <w:t xml:space="preserve"> Security Best Practices Implemented</w:t>
+      </w:r>
+    </w:p>
+    <w:p>
+      <w:pPr>
+        <w:rPr>
+          <w:rFonts w:ascii="Bahnschrift Light" w:hAnsi="Bahnschrift Light"/>
+          <w:sz w:val="24"/>
+        </w:rPr>
+      </w:pPr>
+      <w:r>
+        <w:rPr>
+          <w:rFonts w:ascii="Bahnschrift Light" w:hAnsi="Bahnschrift Light"/>
+          <w:sz w:val="24"/>
+        </w:rPr>
+        <w:t>Principle of Least Privilege - Each role gets minimum access needed</w:t>
+      </w:r>
+    </w:p>
+    <w:p>
+      <w:pPr>
+        <w:rPr>
+          <w:rFonts w:ascii="Bahnschrift Light" w:hAnsi="Bahnschrift Light"/>
+          <w:sz w:val="24"/>
+        </w:rPr>
+      </w:pPr>
+    </w:p>
+    <w:p>
+      <w:pPr>
+        <w:rPr>
+          <w:rFonts w:ascii="Bahnschrift Light" w:hAnsi="Bahnschrift Light"/>
+          <w:sz w:val="24"/>
+        </w:rPr>
+      </w:pPr>
+      <w:r>
+        <w:rPr>
+          <w:rFonts w:ascii="Bahnschrift Light" w:hAnsi="Bahnschrift Light"/>
+          <w:sz w:val="24"/>
+        </w:rPr>
+        <w:t>Segregation of Duties - Stock Manager (import) vs Stock Controller (reports)</w:t>
+      </w:r>
+    </w:p>
+    <w:p>
+      <w:pPr>
+        <w:rPr>
+          <w:rFonts w:ascii="Bahnschrift Light" w:hAnsi="Bahnschrift Light"/>
+          <w:sz w:val="24"/>
+        </w:rPr>
+      </w:pPr>
+    </w:p>
+    <w:p>
+      <w:pPr>
+        <w:rPr>
+          <w:rFonts w:ascii="Bahnschrift Light" w:hAnsi="Bahnschrift Light"/>
+          <w:sz w:val="24"/>
+        </w:rPr>
+      </w:pPr>
+      <w:r>
+        <w:rPr>
+          <w:rFonts w:ascii="Bahnschrift Light" w:hAnsi="Bahnschrift Light"/>
+          <w:sz w:val="24"/>
+        </w:rPr>
+        <w:t>Defense in Depth - Multiple layers of access control</w:t>
+      </w:r>
+    </w:p>
+    <w:p>
+      <w:pPr>
+        <w:rPr>
+          <w:rFonts w:ascii="Bahnschrift Light" w:hAnsi="Bahnschrift Light"/>
+          <w:sz w:val="24"/>
+        </w:rPr>
+      </w:pPr>
+    </w:p>
+    <w:p>
+      <w:pPr>
+        <w:rPr>
+          <w:rFonts w:ascii="Bahnschrift Light" w:hAnsi="Bahnschrift Light"/>
+          <w:sz w:val="24"/>
+        </w:rPr>
+      </w:pPr>
+      <w:r>
+        <w:rPr>
+          <w:rFonts w:ascii="Bahnschrift Light" w:hAnsi="Bahnschrift Light"/>
+          <w:sz w:val="24"/>
+        </w:rPr>
+        <w:t>Audit Trail - Batch history only for those who need it</w:t>
+      </w:r>
+    </w:p>
+    <w:p>
+      <w:pPr>
+        <w:rPr>
+          <w:rFonts w:ascii="Bahnschrift Light" w:hAnsi="Bahnschrift Light"/>
+          <w:sz w:val="24"/>
+        </w:rPr>
+      </w:pPr>
+    </w:p>
+    <w:p>
+      <w:pPr>
+        <w:rPr>
+          <w:rFonts w:ascii="Bahnschrift Light" w:hAnsi="Bahnschrift Light"/>
+          <w:sz w:val="24"/>
+        </w:rPr>
+      </w:pPr>
+      <w:r>
+        <w:rPr>
+          <w:rFonts w:ascii="Bahnschrift Light" w:hAnsi="Bahnschrift Light"/>
+          <w:sz w:val="24"/>
+        </w:rPr>
+        <w:t>Data Protection - Sensitive pages (User Management, Settings) restricted</w:t>
+      </w:r>
+    </w:p>
+    <w:p>
+      <w:pPr>
+        <w:rPr>
+          <w:rFonts w:ascii="Bahnschrift Light" w:hAnsi="Bahnschrift Light"/>
+          <w:sz w:val="24"/>
+        </w:rPr>
+      </w:pPr>
+    </w:p>
+    <w:p>
+      <w:pPr>
+        <w:rPr>
+          <w:rFonts w:ascii="Bahnschrift Light" w:hAnsi="Bahnschrift Light"/>
+          <w:sz w:val="24"/>
+        </w:rPr>
+      </w:pPr>
       <w:bookmarkStart w:id="0" w:name="_GoBack"/>
       <w:bookmarkEnd w:id="0"/>
     </w:p>
@@ -6160,137 +10081,131 @@
           <w:sz w:val="24"/>
         </w:rPr>
       </w:pPr>
-      <w:proofErr w:type="gramStart"/>
-      <w:r>
-        <w:rPr>
-          <w:rFonts w:ascii="Bahnschrift Light" w:hAnsi="Bahnschrift Light"/>
-          <w:sz w:val="24"/>
-        </w:rPr>
-        <w:lastRenderedPageBreak/>
-        <w:t>text</w:t>
-      </w:r>
-      <w:proofErr w:type="gramEnd"/>
-    </w:p>
-    <w:p>
-      <w:pPr>
-        <w:rPr>
-          <w:rFonts w:ascii="Bahnschrift Light" w:hAnsi="Bahnschrift Light"/>
-          <w:sz w:val="24"/>
-        </w:rPr>
-      </w:pPr>
-      <w:r>
-        <w:rPr>
-          <w:rFonts w:ascii="Bahnschrift Light" w:hAnsi="Bahnschrift Light"/>
-          <w:sz w:val="24"/>
-        </w:rPr>
-        <w:t>Items:</w:t>
-      </w:r>
-    </w:p>
-    <w:p>
-      <w:pPr>
-        <w:rPr>
-          <w:rFonts w:ascii="Bahnschrift Light" w:hAnsi="Bahnschrift Light"/>
-          <w:sz w:val="24"/>
-        </w:rPr>
-      </w:pPr>
-      <w:r>
-        <w:rPr>
-          <w:rFonts w:ascii="Bahnschrift Light" w:hAnsi="Bahnschrift Light"/>
-          <w:sz w:val="24"/>
-        </w:rPr>
-        <w:t>- Camera A (id: 1)</w:t>
-      </w:r>
-    </w:p>
-    <w:p>
-      <w:pPr>
-        <w:rPr>
-          <w:rFonts w:ascii="Bahnschrift Light" w:hAnsi="Bahnschrift Light"/>
-          <w:sz w:val="24"/>
-        </w:rPr>
-      </w:pPr>
-      <w:r>
-        <w:rPr>
-          <w:rFonts w:ascii="Bahnschrift Light" w:hAnsi="Bahnschrift Light"/>
-          <w:sz w:val="24"/>
-        </w:rPr>
-        <w:t>- Laptop B (id: 2)</w:t>
-      </w:r>
-    </w:p>
-    <w:p>
-      <w:pPr>
-        <w:rPr>
-          <w:rFonts w:ascii="Bahnschrift Light" w:hAnsi="Bahnschrift Light"/>
-          <w:sz w:val="24"/>
-        </w:rPr>
-      </w:pPr>
-    </w:p>
-    <w:p>
-      <w:pPr>
-        <w:rPr>
-          <w:rFonts w:ascii="Bahnschrift Light" w:hAnsi="Bahnschrift Light"/>
-          <w:sz w:val="24"/>
-        </w:rPr>
-      </w:pPr>
-      <w:r>
-        <w:rPr>
-          <w:rFonts w:ascii="Bahnschrift Light" w:hAnsi="Bahnschrift Light"/>
-          <w:sz w:val="24"/>
-        </w:rPr>
-        <w:t>Accessories:</w:t>
-      </w:r>
-    </w:p>
-    <w:p>
-      <w:pPr>
-        <w:rPr>
-          <w:rFonts w:ascii="Bahnschrift Light" w:hAnsi="Bahnschrift Light"/>
-          <w:sz w:val="24"/>
-        </w:rPr>
-      </w:pPr>
-      <w:r>
-        <w:rPr>
-          <w:rFonts w:ascii="Bahnschrift Light" w:hAnsi="Bahnschrift Light"/>
-          <w:sz w:val="24"/>
-        </w:rPr>
-        <w:t>- HDMI Cable (id: 1)</w:t>
-      </w:r>
-    </w:p>
-    <w:p>
-      <w:pPr>
-        <w:rPr>
-          <w:rFonts w:ascii="Bahnschrift Light" w:hAnsi="Bahnschrift Light"/>
-          <w:sz w:val="24"/>
-        </w:rPr>
-      </w:pPr>
-      <w:r>
-        <w:rPr>
-          <w:rFonts w:ascii="Bahnschrift Light" w:hAnsi="Bahnschrift Light"/>
-          <w:sz w:val="24"/>
-        </w:rPr>
-        <w:t>- Power Adapter (id: 2)</w:t>
-      </w:r>
-    </w:p>
-    <w:p>
-      <w:pPr>
-        <w:rPr>
-          <w:rFonts w:ascii="Bahnschrift Light" w:hAnsi="Bahnschrift Light"/>
-          <w:sz w:val="24"/>
-        </w:rPr>
-      </w:pPr>
-    </w:p>
-    <w:p>
-      <w:pPr>
-        <w:rPr>
-          <w:rFonts w:ascii="Bahnschrift Light" w:hAnsi="Bahnschrift Light"/>
-          <w:sz w:val="24"/>
-        </w:rPr>
-      </w:pPr>
+    </w:p>
+    <w:p>
+      <w:pPr>
+        <w:rPr>
+          <w:rFonts w:ascii="Bahnschrift Light" w:hAnsi="Bahnschrift Light"/>
+          <w:b/>
+          <w:sz w:val="32"/>
+        </w:rPr>
+      </w:pPr>
+      <w:r>
+        <w:rPr>
+          <w:rFonts w:ascii="Bahnschrift Light" w:hAnsi="Bahnschrift Light"/>
+          <w:b/>
+          <w:sz w:val="32"/>
+        </w:rPr>
+        <w:t>Role</w:t>
+      </w:r>
+      <w:r>
+        <w:rPr>
+          <w:rFonts w:ascii="Bahnschrift Light" w:hAnsi="Bahnschrift Light"/>
+          <w:b/>
+          <w:sz w:val="32"/>
+        </w:rPr>
+        <w:tab/>
+        <w:t>Icon Options</w:t>
+      </w:r>
+    </w:p>
+    <w:p>
+      <w:pPr>
+        <w:rPr>
+          <w:rFonts w:ascii="Bahnschrift Light" w:hAnsi="Bahnschrift Light"/>
+          <w:sz w:val="24"/>
+        </w:rPr>
+      </w:pPr>
+      <w:r>
+        <w:rPr>
+          <w:rFonts w:ascii="Bahnschrift Light" w:hAnsi="Bahnschrift Light"/>
+          <w:sz w:val="24"/>
+        </w:rPr>
+        <w:t>Admin</w:t>
+      </w:r>
+      <w:r>
+        <w:rPr>
+          <w:rFonts w:ascii="Bahnschrift Light" w:hAnsi="Bahnschrift Light"/>
+          <w:sz w:val="24"/>
+        </w:rPr>
+        <w:tab/>
+        <w:t>fa-crown, fa-gem, fa-chess-king, fa-star, fa-cog, fa-chess-queen</w:t>
+      </w:r>
+    </w:p>
+    <w:p>
+      <w:pPr>
+        <w:rPr>
+          <w:rFonts w:ascii="Bahnschrift Light" w:hAnsi="Bahnschrift Light"/>
+          <w:sz w:val="24"/>
+        </w:rPr>
+      </w:pPr>
+      <w:r>
+        <w:rPr>
+          <w:rFonts w:ascii="Bahnschrift Light" w:hAnsi="Bahnschrift Light"/>
+          <w:sz w:val="24"/>
+        </w:rPr>
+        <w:t>Manager</w:t>
+      </w:r>
+      <w:r>
+        <w:rPr>
+          <w:rFonts w:ascii="Bahnschrift Light" w:hAnsi="Bahnschrift Light"/>
+          <w:sz w:val="24"/>
+        </w:rPr>
+        <w:tab/>
+        <w:t>fa-user-tie, fa-chart-pie, fa-briefcase, fa-bullseye, fa-clipboard</w:t>
+      </w:r>
+    </w:p>
+    <w:p>
+      <w:pPr>
+        <w:rPr>
+          <w:rFonts w:ascii="Bahnschrift Light" w:hAnsi="Bahnschrift Light"/>
+          <w:sz w:val="24"/>
+        </w:rPr>
+      </w:pPr>
+      <w:r>
+        <w:rPr>
+          <w:rFonts w:ascii="Bahnschrift Light" w:hAnsi="Bahnschrift Light"/>
+          <w:sz w:val="24"/>
+        </w:rPr>
+        <w:t>Stock Manager</w:t>
+      </w:r>
+      <w:r>
+        <w:rPr>
+          <w:rFonts w:ascii="Bahnschrift Light" w:hAnsi="Bahnschrift Light"/>
+          <w:sz w:val="24"/>
+        </w:rPr>
+        <w:tab/>
+        <w:t>fa-warehouse, fa-boxes-packing, fa-cubes, fa-pallet, fa-cube, fa-crate</w:t>
+      </w:r>
+    </w:p>
+    <w:p>
+      <w:pPr>
+        <w:rPr>
+          <w:rFonts w:ascii="Bahnschrift Light" w:hAnsi="Bahnschrift Light"/>
+          <w:sz w:val="24"/>
+        </w:rPr>
+      </w:pPr>
+      <w:r>
+        <w:rPr>
+          <w:rFonts w:ascii="Bahnschrift Light" w:hAnsi="Bahnschrift Light"/>
+          <w:sz w:val="24"/>
+        </w:rPr>
+        <w:t>Stock Controller</w:t>
+      </w:r>
+      <w:r>
+        <w:rPr>
+          <w:rFonts w:ascii="Bahnschrift Light" w:hAnsi="Bahnschrift Light"/>
+          <w:sz w:val="24"/>
+        </w:rPr>
+        <w:tab/>
+        <w:t>fa-chart-line, fa-chart-</w:t>
+      </w:r>
       <w:proofErr w:type="spellStart"/>
       <w:r>
         <w:rPr>
           <w:rFonts w:ascii="Bahnschrift Light" w:hAnsi="Bahnschrift Light"/>
           <w:sz w:val="24"/>
         </w:rPr>
-        <w:t>item_accessories</w:t>
+        <w:t>gantt</w:t>
       </w:r>
       <w:proofErr w:type="spellEnd"/>
       <w:r>
@@ -6298,22 +10213,30 @@
           <w:rFonts w:ascii="Bahnschrift Light" w:hAnsi="Bahnschrift Light"/>
           <w:sz w:val="24"/>
         </w:rPr>
-        <w:t xml:space="preserve"> (linking table):</w:t>
-      </w:r>
-    </w:p>
-    <w:p>
-      <w:pPr>
-        <w:rPr>
-          <w:rFonts w:ascii="Bahnschrift Light" w:hAnsi="Bahnschrift Light"/>
-          <w:sz w:val="24"/>
-        </w:rPr>
-      </w:pPr>
-      <w:r>
-        <w:rPr>
-          <w:rFonts w:ascii="Bahnschrift Light" w:hAnsi="Bahnschrift Light"/>
-          <w:sz w:val="24"/>
-        </w:rPr>
-        <w:t xml:space="preserve">- </w:t>
+        <w:t>, fa-chart-simple, fa-table, fa-calculator</w:t>
+      </w:r>
+    </w:p>
+    <w:p>
+      <w:pPr>
+        <w:rPr>
+          <w:rFonts w:ascii="Bahnschrift Light" w:hAnsi="Bahnschrift Light"/>
+          <w:sz w:val="24"/>
+        </w:rPr>
+      </w:pPr>
+      <w:r>
+        <w:rPr>
+          <w:rFonts w:ascii="Bahnschrift Light" w:hAnsi="Bahnschrift Light"/>
+          <w:sz w:val="24"/>
+        </w:rPr>
+        <w:t>Tech Lead</w:t>
+      </w:r>
+      <w:r>
+        <w:rPr>
+          <w:rFonts w:ascii="Bahnschrift Light" w:hAnsi="Bahnschrift Light"/>
+          <w:sz w:val="24"/>
+        </w:rPr>
+        <w:tab/>
+        <w:t>fa-microchip, fa-laptop-code, fa-code, fa-gears, fa-</w:t>
       </w:r>
       <w:proofErr w:type="spellStart"/>
       <w:r>
@@ -6321,7 +10244,7 @@
           <w:rFonts w:ascii="Bahnschrift Light" w:hAnsi="Bahnschrift Light"/>
           <w:sz w:val="24"/>
         </w:rPr>
-        <w:t>item_id</w:t>
+        <w:t>cpu</w:t>
       </w:r>
       <w:proofErr w:type="spellEnd"/>
       <w:r>
@@ -6329,536 +10252,99 @@
           <w:rFonts w:ascii="Bahnschrift Light" w:hAnsi="Bahnschrift Light"/>
           <w:sz w:val="24"/>
         </w:rPr>
-        <w:t xml:space="preserve">: 1, </w:t>
-      </w:r>
-      <w:proofErr w:type="spellStart"/>
-      <w:r>
-        <w:rPr>
-          <w:rFonts w:ascii="Bahnschrift Light" w:hAnsi="Bahnschrift Light"/>
-          <w:sz w:val="24"/>
-        </w:rPr>
-        <w:t>accessory_id</w:t>
-      </w:r>
-      <w:proofErr w:type="spellEnd"/>
-      <w:r>
-        <w:rPr>
-          <w:rFonts w:ascii="Bahnschrift Light" w:hAnsi="Bahnschrift Light"/>
-          <w:sz w:val="24"/>
-        </w:rPr>
-        <w:t xml:space="preserve">: </w:t>
-      </w:r>
-      <w:proofErr w:type="gramStart"/>
-      <w:r>
-        <w:rPr>
-          <w:rFonts w:ascii="Bahnschrift Light" w:hAnsi="Bahnschrift Light"/>
-          <w:sz w:val="24"/>
-        </w:rPr>
-        <w:t>1  (</w:t>
-      </w:r>
-      <w:proofErr w:type="gramEnd"/>
-      <w:r>
-        <w:rPr>
-          <w:rFonts w:ascii="Bahnschrift Light" w:hAnsi="Bahnschrift Light"/>
-          <w:sz w:val="24"/>
-        </w:rPr>
-        <w:t>Camera A has HDMI Cable)</w:t>
-      </w:r>
-    </w:p>
-    <w:p>
-      <w:pPr>
-        <w:rPr>
-          <w:rFonts w:ascii="Bahnschrift Light" w:hAnsi="Bahnschrift Light"/>
-          <w:sz w:val="24"/>
-        </w:rPr>
-      </w:pPr>
-      <w:r>
-        <w:rPr>
-          <w:rFonts w:ascii="Bahnschrift Light" w:hAnsi="Bahnschrift Light"/>
-          <w:sz w:val="24"/>
-        </w:rPr>
-        <w:t xml:space="preserve">- </w:t>
-      </w:r>
-      <w:proofErr w:type="spellStart"/>
-      <w:r>
-        <w:rPr>
-          <w:rFonts w:ascii="Bahnschrift Light" w:hAnsi="Bahnschrift Light"/>
-          <w:sz w:val="24"/>
-        </w:rPr>
-        <w:t>item_id</w:t>
-      </w:r>
-      <w:proofErr w:type="spellEnd"/>
-      <w:r>
-        <w:rPr>
-          <w:rFonts w:ascii="Bahnschrift Light" w:hAnsi="Bahnschrift Light"/>
-          <w:sz w:val="24"/>
-        </w:rPr>
-        <w:t xml:space="preserve">: 1, </w:t>
-      </w:r>
-      <w:proofErr w:type="spellStart"/>
-      <w:r>
-        <w:rPr>
-          <w:rFonts w:ascii="Bahnschrift Light" w:hAnsi="Bahnschrift Light"/>
-          <w:sz w:val="24"/>
-        </w:rPr>
-        <w:t>accessory_id</w:t>
-      </w:r>
-      <w:proofErr w:type="spellEnd"/>
-      <w:r>
-        <w:rPr>
-          <w:rFonts w:ascii="Bahnschrift Light" w:hAnsi="Bahnschrift Light"/>
-          <w:sz w:val="24"/>
-        </w:rPr>
-        <w:t xml:space="preserve">: </w:t>
-      </w:r>
-      <w:proofErr w:type="gramStart"/>
-      <w:r>
-        <w:rPr>
-          <w:rFonts w:ascii="Bahnschrift Light" w:hAnsi="Bahnschrift Light"/>
-          <w:sz w:val="24"/>
-        </w:rPr>
-        <w:t>2  (</w:t>
-      </w:r>
-      <w:proofErr w:type="gramEnd"/>
-      <w:r>
-        <w:rPr>
-          <w:rFonts w:ascii="Bahnschrift Light" w:hAnsi="Bahnschrift Light"/>
-          <w:sz w:val="24"/>
-        </w:rPr>
-        <w:t>Camera A has Power Adapter)</w:t>
-      </w:r>
-    </w:p>
-    <w:p>
-      <w:pPr>
-        <w:rPr>
-          <w:rFonts w:ascii="Bahnschrift Light" w:hAnsi="Bahnschrift Light"/>
-          <w:sz w:val="24"/>
-        </w:rPr>
-      </w:pPr>
-      <w:r>
-        <w:rPr>
-          <w:rFonts w:ascii="Bahnschrift Light" w:hAnsi="Bahnschrift Light"/>
-          <w:sz w:val="24"/>
-        </w:rPr>
-        <w:t xml:space="preserve">- </w:t>
-      </w:r>
-      <w:proofErr w:type="spellStart"/>
-      <w:r>
-        <w:rPr>
-          <w:rFonts w:ascii="Bahnschrift Light" w:hAnsi="Bahnschrift Light"/>
-          <w:sz w:val="24"/>
-        </w:rPr>
-        <w:t>item_id</w:t>
-      </w:r>
-      <w:proofErr w:type="spellEnd"/>
-      <w:r>
-        <w:rPr>
-          <w:rFonts w:ascii="Bahnschrift Light" w:hAnsi="Bahnschrift Light"/>
-          <w:sz w:val="24"/>
-        </w:rPr>
-        <w:t xml:space="preserve">: 2, </w:t>
-      </w:r>
-      <w:proofErr w:type="spellStart"/>
-      <w:r>
-        <w:rPr>
-          <w:rFonts w:ascii="Bahnschrift Light" w:hAnsi="Bahnschrift Light"/>
-          <w:sz w:val="24"/>
-        </w:rPr>
-        <w:t>accessory_id</w:t>
-      </w:r>
-      <w:proofErr w:type="spellEnd"/>
-      <w:r>
-        <w:rPr>
-          <w:rFonts w:ascii="Bahnschrift Light" w:hAnsi="Bahnschrift Light"/>
-          <w:sz w:val="24"/>
-        </w:rPr>
-        <w:t xml:space="preserve">: </w:t>
-      </w:r>
-      <w:proofErr w:type="gramStart"/>
-      <w:r>
-        <w:rPr>
-          <w:rFonts w:ascii="Bahnschrift Light" w:hAnsi="Bahnschrift Light"/>
-          <w:sz w:val="24"/>
-        </w:rPr>
-        <w:t>1  (</w:t>
-      </w:r>
-      <w:proofErr w:type="gramEnd"/>
-      <w:r>
-        <w:rPr>
-          <w:rFonts w:ascii="Bahnschrift Light" w:hAnsi="Bahnschrift Light"/>
-          <w:sz w:val="24"/>
-        </w:rPr>
-        <w:t>Laptop B has HDMI Cable)</w:t>
-      </w:r>
-    </w:p>
-    <w:p>
-      <w:pPr>
-        <w:rPr>
-          <w:rFonts w:ascii="Bahnschrift Light" w:hAnsi="Bahnschrift Light"/>
-          <w:sz w:val="24"/>
-        </w:rPr>
-      </w:pPr>
-      <w:r>
-        <w:rPr>
-          <w:rFonts w:ascii="Bahnschrift Light" w:hAnsi="Bahnschrift Light"/>
-          <w:sz w:val="24"/>
-        </w:rPr>
-        <w:t>3. Benefits of this structure:</w:t>
-      </w:r>
-    </w:p>
-    <w:p>
-      <w:pPr>
-        <w:rPr>
-          <w:rFonts w:ascii="Bahnschrift Light" w:hAnsi="Bahnschrift Light"/>
-          <w:sz w:val="24"/>
-        </w:rPr>
-      </w:pPr>
-      <w:r>
-        <w:rPr>
-          <w:rFonts w:ascii="Bahnschrift Light" w:hAnsi="Bahnschrift Light"/>
-          <w:sz w:val="24"/>
-        </w:rPr>
-        <w:t>Flexibility: Same accessory can be used for multiple items</w:t>
-      </w:r>
-    </w:p>
-    <w:p>
-      <w:pPr>
-        <w:rPr>
-          <w:rFonts w:ascii="Bahnschrift Light" w:hAnsi="Bahnschrift Light"/>
-          <w:sz w:val="24"/>
-        </w:rPr>
-      </w:pPr>
-    </w:p>
-    <w:p>
-      <w:pPr>
-        <w:rPr>
-          <w:rFonts w:ascii="Bahnschrift Light" w:hAnsi="Bahnschrift Light"/>
-          <w:sz w:val="24"/>
-        </w:rPr>
-      </w:pPr>
-      <w:r>
-        <w:rPr>
-          <w:rFonts w:ascii="Bahnschrift Light" w:hAnsi="Bahnschrift Light"/>
-          <w:sz w:val="24"/>
-        </w:rPr>
-        <w:t>Inventory Tracking: Know how many accessories are available</w:t>
-      </w:r>
-    </w:p>
-    <w:p>
-      <w:pPr>
-        <w:rPr>
-          <w:rFonts w:ascii="Bahnschrift Light" w:hAnsi="Bahnschrift Light"/>
-          <w:sz w:val="24"/>
-        </w:rPr>
-      </w:pPr>
-    </w:p>
-    <w:p>
-      <w:pPr>
-        <w:rPr>
-          <w:rFonts w:ascii="Bahnschrift Light" w:hAnsi="Bahnschrift Light"/>
-          <w:sz w:val="24"/>
-        </w:rPr>
-      </w:pPr>
-      <w:r>
-        <w:rPr>
-          <w:rFonts w:ascii="Bahnschrift Light" w:hAnsi="Bahnschrift Light"/>
-          <w:sz w:val="24"/>
-        </w:rPr>
-        <w:t>Low Stock Alerts: Set minimum stock levels</w:t>
-      </w:r>
-    </w:p>
-    <w:p>
-      <w:pPr>
-        <w:rPr>
-          <w:rFonts w:ascii="Bahnschrift Light" w:hAnsi="Bahnschrift Light"/>
-          <w:sz w:val="24"/>
-        </w:rPr>
-      </w:pPr>
-    </w:p>
-    <w:p>
-      <w:pPr>
-        <w:rPr>
-          <w:rFonts w:ascii="Bahnschrift Light" w:hAnsi="Bahnschrift Light"/>
-          <w:sz w:val="24"/>
-        </w:rPr>
-      </w:pPr>
-      <w:r>
-        <w:rPr>
-          <w:rFonts w:ascii="Bahnschrift Light" w:hAnsi="Bahnschrift Light"/>
-          <w:sz w:val="24"/>
-        </w:rPr>
-        <w:t>Search/Filter: Find items by their accessories</w:t>
-      </w:r>
-    </w:p>
-    <w:p>
-      <w:pPr>
-        <w:rPr>
-          <w:rFonts w:ascii="Bahnschrift Light" w:hAnsi="Bahnschrift Light"/>
-          <w:sz w:val="24"/>
-        </w:rPr>
-      </w:pPr>
-    </w:p>
-    <w:p>
-      <w:pPr>
-        <w:rPr>
-          <w:rFonts w:ascii="Bahnschrift Light" w:hAnsi="Bahnschrift Light"/>
-          <w:sz w:val="24"/>
-        </w:rPr>
-      </w:pPr>
-      <w:r>
-        <w:rPr>
-          <w:rFonts w:ascii="Bahnschrift Light" w:hAnsi="Bahnschrift Light"/>
-          <w:sz w:val="24"/>
-        </w:rPr>
-        <w:t>Alternative: Simpler approach (if you don't need separate inventory)</w:t>
-      </w:r>
-    </w:p>
-    <w:p>
-      <w:pPr>
-        <w:rPr>
-          <w:rFonts w:ascii="Bahnschrift Light" w:hAnsi="Bahnschrift Light"/>
-          <w:sz w:val="24"/>
-        </w:rPr>
-      </w:pPr>
-      <w:r>
-        <w:rPr>
-          <w:rFonts w:ascii="Bahnschrift Light" w:hAnsi="Bahnschrift Light"/>
-          <w:sz w:val="24"/>
-        </w:rPr>
-        <w:t>If you just need to track what accessories come WITH items (not inventory), you could add a column to the items table:</w:t>
-      </w:r>
-    </w:p>
-    <w:p>
-      <w:pPr>
-        <w:rPr>
-          <w:rFonts w:ascii="Bahnschrift Light" w:hAnsi="Bahnschrift Light"/>
-          <w:sz w:val="24"/>
-        </w:rPr>
-      </w:pPr>
-    </w:p>
-    <w:p>
-      <w:pPr>
-        <w:rPr>
-          <w:rFonts w:ascii="Bahnschrift Light" w:hAnsi="Bahnschrift Light"/>
-          <w:sz w:val="24"/>
-        </w:rPr>
-      </w:pPr>
-      <w:proofErr w:type="spellStart"/>
-      <w:proofErr w:type="gramStart"/>
-      <w:r>
-        <w:rPr>
-          <w:rFonts w:ascii="Bahnschrift Light" w:hAnsi="Bahnschrift Light"/>
-          <w:sz w:val="24"/>
-        </w:rPr>
-        <w:t>sql</w:t>
-      </w:r>
-      <w:proofErr w:type="spellEnd"/>
-      <w:proofErr w:type="gramEnd"/>
-    </w:p>
-    <w:p>
-      <w:pPr>
-        <w:rPr>
-          <w:rFonts w:ascii="Bahnschrift Light" w:hAnsi="Bahnschrift Light"/>
-          <w:sz w:val="24"/>
-        </w:rPr>
-      </w:pPr>
-      <w:r>
-        <w:rPr>
-          <w:rFonts w:ascii="Bahnschrift Light" w:hAnsi="Bahnschrift Light"/>
-          <w:sz w:val="24"/>
-        </w:rPr>
-        <w:t>-- Add accessory field directly to items table (simpler but less flexible)</w:t>
-      </w:r>
-    </w:p>
-    <w:p>
-      <w:pPr>
-        <w:rPr>
-          <w:rFonts w:ascii="Bahnschrift Light" w:hAnsi="Bahnschrift Light"/>
-          <w:sz w:val="24"/>
-        </w:rPr>
-      </w:pPr>
-      <w:r>
-        <w:rPr>
-          <w:rFonts w:ascii="Bahnschrift Light" w:hAnsi="Bahnschrift Light"/>
-          <w:sz w:val="24"/>
-        </w:rPr>
-        <w:lastRenderedPageBreak/>
-        <w:t>ALTER TABLE items ADD COLUMN accessories TEXT;</w:t>
-      </w:r>
-    </w:p>
-    <w:p>
-      <w:pPr>
-        <w:rPr>
-          <w:rFonts w:ascii="Bahnschrift Light" w:hAnsi="Bahnschrift Light"/>
-          <w:sz w:val="24"/>
-        </w:rPr>
-      </w:pPr>
-      <w:r>
-        <w:rPr>
-          <w:rFonts w:ascii="Bahnschrift Light" w:hAnsi="Bahnschrift Light"/>
-          <w:sz w:val="24"/>
-        </w:rPr>
-        <w:t>Then store accessories as comma-separated values or JSON:</w:t>
-      </w:r>
-    </w:p>
-    <w:p>
-      <w:pPr>
-        <w:rPr>
-          <w:rFonts w:ascii="Bahnschrift Light" w:hAnsi="Bahnschrift Light"/>
-          <w:sz w:val="24"/>
-        </w:rPr>
-      </w:pPr>
-    </w:p>
-    <w:p>
-      <w:pPr>
-        <w:rPr>
-          <w:rFonts w:ascii="Bahnschrift Light" w:hAnsi="Bahnschrift Light"/>
-          <w:sz w:val="24"/>
-        </w:rPr>
-      </w:pPr>
-      <w:r>
-        <w:rPr>
-          <w:rFonts w:ascii="Bahnschrift Light" w:hAnsi="Bahnschrift Light"/>
-          <w:sz w:val="24"/>
-        </w:rPr>
-        <w:t>HDMI Cable, Power Adapter, Case</w:t>
-      </w:r>
-    </w:p>
-    <w:p>
-      <w:pPr>
-        <w:rPr>
-          <w:rFonts w:ascii="Bahnschrift Light" w:hAnsi="Bahnschrift Light"/>
-          <w:sz w:val="24"/>
-        </w:rPr>
-      </w:pPr>
-    </w:p>
-    <w:p>
-      <w:pPr>
-        <w:rPr>
-          <w:rFonts w:ascii="Bahnschrift Light" w:hAnsi="Bahnschrift Light"/>
-          <w:sz w:val="24"/>
-        </w:rPr>
-      </w:pPr>
-      <w:r>
-        <w:rPr>
-          <w:rFonts w:ascii="Bahnschrift Light" w:hAnsi="Bahnschrift Light"/>
-          <w:sz w:val="24"/>
-        </w:rPr>
-        <w:t>["HDMI Cable", "Power Adapter", "Case"]</w:t>
-      </w:r>
-    </w:p>
-    <w:p>
-      <w:pPr>
-        <w:rPr>
-          <w:rFonts w:ascii="Bahnschrift Light" w:hAnsi="Bahnschrift Light"/>
-          <w:sz w:val="24"/>
-        </w:rPr>
-      </w:pPr>
-    </w:p>
-    <w:p>
-      <w:pPr>
-        <w:rPr>
-          <w:rFonts w:ascii="Bahnschrift Light" w:hAnsi="Bahnschrift Light"/>
-          <w:sz w:val="24"/>
-        </w:rPr>
-      </w:pPr>
-      <w:r>
-        <w:rPr>
-          <w:rFonts w:ascii="Bahnschrift Light" w:hAnsi="Bahnschrift Light"/>
-          <w:sz w:val="24"/>
-        </w:rPr>
-        <w:t>But I recommend the separate tables approach because:</w:t>
-      </w:r>
-    </w:p>
-    <w:p>
-      <w:pPr>
-        <w:rPr>
-          <w:rFonts w:ascii="Bahnschrift Light" w:hAnsi="Bahnschrift Light"/>
-          <w:sz w:val="24"/>
-        </w:rPr>
-      </w:pPr>
-    </w:p>
-    <w:p>
-      <w:pPr>
-        <w:rPr>
-          <w:rFonts w:ascii="Bahnschrift Light" w:hAnsi="Bahnschrift Light"/>
-          <w:sz w:val="24"/>
-        </w:rPr>
-      </w:pPr>
-      <w:r>
-        <w:rPr>
-          <w:rFonts w:ascii="Bahnschrift Light" w:hAnsi="Bahnschrift Light"/>
-          <w:sz w:val="24"/>
-        </w:rPr>
-        <w:t>You can track accessory inventory</w:t>
-      </w:r>
-    </w:p>
-    <w:p>
-      <w:pPr>
-        <w:rPr>
-          <w:rFonts w:ascii="Bahnschrift Light" w:hAnsi="Bahnschrift Light"/>
-          <w:sz w:val="24"/>
-        </w:rPr>
-      </w:pPr>
-    </w:p>
-    <w:p>
-      <w:pPr>
-        <w:rPr>
-          <w:rFonts w:ascii="Bahnschrift Light" w:hAnsi="Bahnschrift Light"/>
-          <w:sz w:val="24"/>
-        </w:rPr>
-      </w:pPr>
-      <w:r>
-        <w:rPr>
-          <w:rFonts w:ascii="Bahnschrift Light" w:hAnsi="Bahnschrift Light"/>
-          <w:sz w:val="24"/>
-        </w:rPr>
-        <w:t>You can search/filter by accessories</w:t>
-      </w:r>
-    </w:p>
-    <w:p>
-      <w:pPr>
-        <w:rPr>
-          <w:rFonts w:ascii="Bahnschrift Light" w:hAnsi="Bahnschrift Light"/>
-          <w:sz w:val="24"/>
-        </w:rPr>
-      </w:pPr>
-    </w:p>
-    <w:p>
-      <w:pPr>
-        <w:rPr>
-          <w:rFonts w:ascii="Bahnschrift Light" w:hAnsi="Bahnschrift Light"/>
-          <w:sz w:val="24"/>
-        </w:rPr>
-      </w:pPr>
-      <w:r>
-        <w:rPr>
-          <w:rFonts w:ascii="Bahnschrift Light" w:hAnsi="Bahnschrift Light"/>
-          <w:sz w:val="24"/>
-        </w:rPr>
-        <w:t>You can generate low stock reports</w:t>
-      </w:r>
-    </w:p>
-    <w:p>
-      <w:pPr>
-        <w:rPr>
-          <w:rFonts w:ascii="Bahnschrift Light" w:hAnsi="Bahnschrift Light"/>
-          <w:sz w:val="24"/>
-        </w:rPr>
-      </w:pPr>
-    </w:p>
-    <w:p>
-      <w:pPr>
-        <w:rPr>
-          <w:rFonts w:ascii="Bahnschrift Light" w:hAnsi="Bahnschrift Light"/>
-          <w:sz w:val="24"/>
-        </w:rPr>
-      </w:pPr>
-      <w:r>
-        <w:rPr>
-          <w:rFonts w:ascii="Bahnschrift Light" w:hAnsi="Bahnschrift Light"/>
-          <w:sz w:val="24"/>
-        </w:rPr>
-        <w:t>More professional system</w:t>
+        <w:t>, fa-server</w:t>
+      </w:r>
+    </w:p>
+    <w:p>
+      <w:pPr>
+        <w:rPr>
+          <w:rFonts w:ascii="Bahnschrift Light" w:hAnsi="Bahnschrift Light"/>
+          <w:sz w:val="24"/>
+        </w:rPr>
+      </w:pPr>
+      <w:r>
+        <w:rPr>
+          <w:rFonts w:ascii="Bahnschrift Light" w:hAnsi="Bahnschrift Light"/>
+          <w:sz w:val="24"/>
+        </w:rPr>
+        <w:t>Technician</w:t>
+      </w:r>
+      <w:r>
+        <w:rPr>
+          <w:rFonts w:ascii="Bahnschrift Light" w:hAnsi="Bahnschrift Light"/>
+          <w:sz w:val="24"/>
+        </w:rPr>
+        <w:tab/>
+        <w:t>fa-tools, fa-wrench, fa-screwdriver-wrench, fa-gear, fa-screwdriver</w:t>
+      </w:r>
+    </w:p>
+    <w:p>
+      <w:pPr>
+        <w:rPr>
+          <w:rFonts w:ascii="Bahnschrift Light" w:hAnsi="Bahnschrift Light"/>
+          <w:sz w:val="24"/>
+        </w:rPr>
+      </w:pPr>
+      <w:r>
+        <w:rPr>
+          <w:rFonts w:ascii="Bahnschrift Light" w:hAnsi="Bahnschrift Light"/>
+          <w:sz w:val="24"/>
+        </w:rPr>
+        <w:t>User</w:t>
+      </w:r>
+      <w:r>
+        <w:rPr>
+          <w:rFonts w:ascii="Bahnschrift Light" w:hAnsi="Bahnschrift Light"/>
+          <w:sz w:val="24"/>
+        </w:rPr>
+        <w:tab/>
+        <w:t>fa-user, fa-user-circle, fa-id-card, fa-id-badge, fa-user-check</w:t>
+      </w:r>
+    </w:p>
+    <w:p>
+      <w:pPr>
+        <w:rPr>
+          <w:rFonts w:ascii="Bahnschrift Light" w:hAnsi="Bahnschrift Light"/>
+          <w:sz w:val="24"/>
+        </w:rPr>
+      </w:pPr>
+      <w:r>
+        <w:rPr>
+          <w:rFonts w:ascii="Bahnschrift Light" w:hAnsi="Bahnschrift Light"/>
+          <w:sz w:val="24"/>
+        </w:rPr>
+        <w:t>Driver</w:t>
+      </w:r>
+      <w:r>
+        <w:rPr>
+          <w:rFonts w:ascii="Bahnschrift Light" w:hAnsi="Bahnschrift Light"/>
+          <w:sz w:val="24"/>
+        </w:rPr>
+        <w:tab/>
+        <w:t>fa-truck, fa-van-shuttle, fa-truck-fast, fa-car, fa-truck-moving, fa-delivery</w:t>
+      </w:r>
+    </w:p>
+    <w:p>
+      <w:pPr>
+        <w:rPr>
+          <w:rFonts w:ascii="Bahnschrift Light" w:hAnsi="Bahnschrift Light"/>
+          <w:sz w:val="24"/>
+        </w:rPr>
+      </w:pPr>
+      <w:r>
+        <w:rPr>
+          <w:rFonts w:ascii="Bahnschrift Light" w:hAnsi="Bahnschrift Light"/>
+          <w:sz w:val="24"/>
+        </w:rPr>
+        <w:t>Default</w:t>
+      </w:r>
+      <w:r>
+        <w:rPr>
+          <w:rFonts w:ascii="Bahnschrift Light" w:hAnsi="Bahnschrift Light"/>
+          <w:sz w:val="24"/>
+        </w:rPr>
+        <w:tab/>
+        <w:t>fa-shield-alt, fa-key, fa-lock-open, fa-shield-halved, fa-lock</w:t>
       </w:r>
     </w:p>
     <w:sectPr>
